--- a/03-assurance-and-audit/SOC2_Audit_Readiness_Bilingual_v1.0/Espanol/Como_Prepararse_para_una_Auditoria_SOC_2_Espanol_v1.0.docx
+++ b/03-assurance-and-audit/SOC2_Audit_Readiness_Bilingual_v1.0/Espanol/Como_Prepararse_para_una_Auditoria_SOC_2_Espanol_v1.0.docx
@@ -2,6 +2,32 @@
 <file path=word/document.xml><?xml version="1.0" encoding="utf-8"?>
 <w:document xmlns:w="http://schemas.openxmlformats.org/wordprocessingml/2006/main" xmlns:m="http://schemas.openxmlformats.org/officeDocument/2006/math" xmlns:r="http://schemas.openxmlformats.org/officeDocument/2006/relationships" xmlns:o="urn:schemas-microsoft-com:office:office" xmlns:v="urn:schemas-microsoft-com:vml" xmlns:w10="urn:schemas-microsoft-com:office:word" xmlns:a="http://schemas.openxmlformats.org/drawingml/2006/main" xmlns:pic="http://schemas.openxmlformats.org/drawingml/2006/picture" xmlns:wp="http://schemas.openxmlformats.org/drawingml/2006/wordprocessingDrawing">
   <w:body>
+    <w:sdt>
+      <w:sdtPr>
+        <w:docPartObj>
+          <w:docPartGallery w:val="Table of Contents"/>
+          <w:docPartUnique/>
+        </w:docPartObj>
+      </w:sdtPr>
+      <w:sdtContent>
+        <w:p>
+          <w:pPr>
+            <w:pStyle w:val="TOCHeading"/>
+          </w:pPr>
+          <w:r>
+            <w:t xml:space="preserve">Table of Contents</w:t>
+          </w:r>
+        </w:p>
+        <w:p>
+          <w:r>
+            <w:fldChar w:fldCharType="begin" w:dirty="true"/>
+            <w:instrText xml:space="preserve">TOC \o "1-3" \h \z \u</w:instrText>
+            <w:fldChar w:fldCharType="separate"/>
+            <w:fldChar w:fldCharType="end"/>
+          </w:r>
+        </w:p>
+      </w:sdtContent>
+    </w:sdt>
     <w:bookmarkStart w:id="46" w:name="cómo-prepararse-para-una-auditoría-soc-2"/>
     <w:p>
       <w:pPr>

--- a/03-assurance-and-audit/SOC2_Audit_Readiness_Bilingual_v1.0/Espanol/Como_Prepararse_para_una_Auditoria_SOC_2_Espanol_v1.0.docx
+++ b/03-assurance-and-audit/SOC2_Audit_Readiness_Bilingual_v1.0/Espanol/Como_Prepararse_para_una_Auditoria_SOC_2_Espanol_v1.0.docx
@@ -2,32 +2,6 @@
 <file path=word/document.xml><?xml version="1.0" encoding="utf-8"?>
 <w:document xmlns:w="http://schemas.openxmlformats.org/wordprocessingml/2006/main" xmlns:m="http://schemas.openxmlformats.org/officeDocument/2006/math" xmlns:r="http://schemas.openxmlformats.org/officeDocument/2006/relationships" xmlns:o="urn:schemas-microsoft-com:office:office" xmlns:v="urn:schemas-microsoft-com:vml" xmlns:w10="urn:schemas-microsoft-com:office:word" xmlns:a="http://schemas.openxmlformats.org/drawingml/2006/main" xmlns:pic="http://schemas.openxmlformats.org/drawingml/2006/picture" xmlns:wp="http://schemas.openxmlformats.org/drawingml/2006/wordprocessingDrawing">
   <w:body>
-    <w:sdt>
-      <w:sdtPr>
-        <w:docPartObj>
-          <w:docPartGallery w:val="Table of Contents"/>
-          <w:docPartUnique/>
-        </w:docPartObj>
-      </w:sdtPr>
-      <w:sdtContent>
-        <w:p>
-          <w:pPr>
-            <w:pStyle w:val="TOCHeading"/>
-          </w:pPr>
-          <w:r>
-            <w:t xml:space="preserve">Table of Contents</w:t>
-          </w:r>
-        </w:p>
-        <w:p>
-          <w:r>
-            <w:fldChar w:fldCharType="begin" w:dirty="true"/>
-            <w:instrText xml:space="preserve">TOC \o "1-3" \h \z \u</w:instrText>
-            <w:fldChar w:fldCharType="separate"/>
-            <w:fldChar w:fldCharType="end"/>
-          </w:r>
-        </w:p>
-      </w:sdtContent>
-    </w:sdt>
     <w:bookmarkStart w:id="46" w:name="cómo-prepararse-para-una-auditoría-soc-2"/>
     <w:p>
       <w:pPr>

--- a/03-assurance-and-audit/SOC2_Audit_Readiness_Bilingual_v1.0/Espanol/Como_Prepararse_para_una_Auditoria_SOC_2_Espanol_v1.0.docx
+++ b/03-assurance-and-audit/SOC2_Audit_Readiness_Bilingual_v1.0/Espanol/Como_Prepararse_para_una_Auditoria_SOC_2_Espanol_v1.0.docx
@@ -2,7 +2,7 @@
 <file path=word/document.xml><?xml version="1.0" encoding="utf-8"?>
 <w:document xmlns:w="http://schemas.openxmlformats.org/wordprocessingml/2006/main" xmlns:m="http://schemas.openxmlformats.org/officeDocument/2006/math" xmlns:r="http://schemas.openxmlformats.org/officeDocument/2006/relationships" xmlns:o="urn:schemas-microsoft-com:office:office" xmlns:v="urn:schemas-microsoft-com:vml" xmlns:w10="urn:schemas-microsoft-com:office:word" xmlns:a="http://schemas.openxmlformats.org/drawingml/2006/main" xmlns:pic="http://schemas.openxmlformats.org/drawingml/2006/picture" xmlns:wp="http://schemas.openxmlformats.org/drawingml/2006/wordprocessingDrawing">
   <w:body>
-    <w:bookmarkStart w:id="35" w:name="cómo-prepararse-para-una-auditoría-soc-2"/>
+    <w:bookmarkStart w:id="46" w:name="cómo-prepararse-para-una-auditoría-soc-2"/>
     <w:p>
       <w:pPr>
         <w:pStyle w:val="Heading1"/>
@@ -11,7 +11,7 @@
         <w:t xml:space="preserve">Cómo prepararse para una auditoría SOC 2</w:t>
       </w:r>
     </w:p>
-    <w:bookmarkStart w:id="9" w:name="Xa642433fb375994558ecb98e961ec75f2e9106b"/>
+    <w:bookmarkStart w:id="20" w:name="Xa642433fb375994558ecb98e961ec75f2e9106b"/>
     <w:p>
       <w:pPr>
         <w:pStyle w:val="Heading2"/>
@@ -26,8 +26,8 @@
       </w:pPr>
       <w:r>
         <w:rPr>
+          <w:bCs/>
           <w:b/>
-          <w:bCs/>
         </w:rPr>
         <w:t xml:space="preserve">Autor:</w:t>
       </w:r>
@@ -42,8 +42,8 @@
       </w:r>
       <w:r>
         <w:rPr>
+          <w:bCs/>
           <w:b/>
-          <w:bCs/>
         </w:rPr>
         <w:t xml:space="preserve">Versión:</w:t>
       </w:r>
@@ -58,8 +58,8 @@
       </w:r>
       <w:r>
         <w:rPr>
+          <w:bCs/>
           <w:b/>
-          <w:bCs/>
         </w:rPr>
         <w:t xml:space="preserve">Licencia:</w:t>
       </w:r>
@@ -78,8 +78,8 @@
         <w:t xml:space="preserve">Solo una firma CPA independiente y calificada puede emitir un informe SOC 2. Este manual es educativo y no sustituye la guía autorizada de AICPA ni el asesoramiento profesional.</w:t>
       </w:r>
     </w:p>
-    <w:bookmarkEnd w:id="9"/>
-    <w:bookmarkStart w:id="10" w:name="contenido"/>
+    <w:bookmarkEnd w:id="20"/>
+    <w:bookmarkStart w:id="21" w:name="contenido"/>
     <w:p>
       <w:pPr>
         <w:pStyle w:val="Heading2"/>
@@ -90,11 +90,11 @@
     </w:p>
     <w:p>
       <w:pPr>
-        <w:pStyle w:val="Compact"/>
         <w:numPr>
           <w:ilvl w:val="0"/>
           <w:numId w:val="1001"/>
         </w:numPr>
+        <w:pStyle w:val="Compact"/>
       </w:pPr>
       <w:hyperlink w:anchor="X74d4bed6ae18949b23ca378ef0971b63a182ab8">
         <w:r>
@@ -107,11 +107,11 @@
     </w:p>
     <w:p>
       <w:pPr>
-        <w:pStyle w:val="Compact"/>
         <w:numPr>
           <w:ilvl w:val="0"/>
           <w:numId w:val="1001"/>
         </w:numPr>
+        <w:pStyle w:val="Compact"/>
       </w:pPr>
       <w:hyperlink w:anchor="Xe39681283ddd686b86d6707b6f40900be143f4e">
         <w:r>
@@ -124,11 +124,11 @@
     </w:p>
     <w:p>
       <w:pPr>
-        <w:pStyle w:val="Compact"/>
         <w:numPr>
           <w:ilvl w:val="0"/>
           <w:numId w:val="1001"/>
         </w:numPr>
+        <w:pStyle w:val="Compact"/>
       </w:pPr>
       <w:hyperlink w:anchor="X6611e9e2ec21218ac55045e709a9696637dfd80">
         <w:r>
@@ -141,11 +141,11 @@
     </w:p>
     <w:p>
       <w:pPr>
-        <w:pStyle w:val="Compact"/>
         <w:numPr>
           <w:ilvl w:val="0"/>
           <w:numId w:val="1001"/>
         </w:numPr>
+        <w:pStyle w:val="Compact"/>
       </w:pPr>
       <w:hyperlink w:anchor="Xd619bd677bc7dbb5ec6feedc0cc4aa2c22fbf2a">
         <w:r>
@@ -158,11 +158,11 @@
     </w:p>
     <w:p>
       <w:pPr>
-        <w:pStyle w:val="Compact"/>
         <w:numPr>
           <w:ilvl w:val="0"/>
           <w:numId w:val="1001"/>
         </w:numPr>
+        <w:pStyle w:val="Compact"/>
       </w:pPr>
       <w:hyperlink w:anchor="Xc65087192cae58ca1ca36bd5fb511b59674fe3f">
         <w:r>
@@ -175,11 +175,11 @@
     </w:p>
     <w:p>
       <w:pPr>
-        <w:pStyle w:val="Compact"/>
         <w:numPr>
           <w:ilvl w:val="0"/>
           <w:numId w:val="1001"/>
         </w:numPr>
+        <w:pStyle w:val="Compact"/>
       </w:pPr>
       <w:hyperlink w:anchor="Xd74d8a89c0a2c9c6663ba294a5e9785170ee379">
         <w:r>
@@ -192,11 +192,11 @@
     </w:p>
     <w:p>
       <w:pPr>
-        <w:pStyle w:val="Compact"/>
         <w:numPr>
           <w:ilvl w:val="0"/>
           <w:numId w:val="1001"/>
         </w:numPr>
+        <w:pStyle w:val="Compact"/>
       </w:pPr>
       <w:hyperlink w:anchor="Xdf389f910764686a8412d45958b844bd4f49ccf">
         <w:r>
@@ -209,11 +209,11 @@
     </w:p>
     <w:p>
       <w:pPr>
-        <w:pStyle w:val="Compact"/>
         <w:numPr>
           <w:ilvl w:val="0"/>
           <w:numId w:val="1001"/>
         </w:numPr>
+        <w:pStyle w:val="Compact"/>
       </w:pPr>
       <w:hyperlink w:anchor="X6b1bc531fc9bfbb41867eac7d37c695ad3e0857">
         <w:r>
@@ -226,11 +226,11 @@
     </w:p>
     <w:p>
       <w:pPr>
-        <w:pStyle w:val="Compact"/>
         <w:numPr>
           <w:ilvl w:val="0"/>
           <w:numId w:val="1001"/>
         </w:numPr>
+        <w:pStyle w:val="Compact"/>
       </w:pPr>
       <w:hyperlink w:anchor="X603193eb75ab2fee516099a4bdd55033a8ecf53">
         <w:r>
@@ -243,11 +243,11 @@
     </w:p>
     <w:p>
       <w:pPr>
-        <w:pStyle w:val="Compact"/>
         <w:numPr>
           <w:ilvl w:val="0"/>
           <w:numId w:val="1001"/>
         </w:numPr>
+        <w:pStyle w:val="Compact"/>
       </w:pPr>
       <w:hyperlink w:anchor="Xd1b137e2b0557e9c7233beb616d4a801962d645">
         <w:r>
@@ -260,11 +260,11 @@
     </w:p>
     <w:p>
       <w:pPr>
-        <w:pStyle w:val="Compact"/>
         <w:numPr>
           <w:ilvl w:val="0"/>
           <w:numId w:val="1001"/>
         </w:numPr>
+        <w:pStyle w:val="Compact"/>
       </w:pPr>
       <w:hyperlink w:anchor="Xc94e2f0b06d8d5558bd2bdd6ef9efd7c886e072">
         <w:r>
@@ -277,11 +277,11 @@
     </w:p>
     <w:p>
       <w:pPr>
-        <w:pStyle w:val="Compact"/>
         <w:numPr>
           <w:ilvl w:val="0"/>
           <w:numId w:val="1001"/>
         </w:numPr>
+        <w:pStyle w:val="Compact"/>
       </w:pPr>
       <w:hyperlink w:anchor="Xe8dbc84da1c11d8e66f27a4f417dfbaa33a5205">
         <w:r>
@@ -294,11 +294,11 @@
     </w:p>
     <w:p>
       <w:pPr>
-        <w:pStyle w:val="Compact"/>
         <w:numPr>
           <w:ilvl w:val="0"/>
           <w:numId w:val="1001"/>
         </w:numPr>
+        <w:pStyle w:val="Compact"/>
       </w:pPr>
       <w:hyperlink w:anchor="Xe6fbf0e3137ad8e356571f9af9e97300baa8c7a">
         <w:r>
@@ -311,11 +311,11 @@
     </w:p>
     <w:p>
       <w:pPr>
-        <w:pStyle w:val="Compact"/>
         <w:numPr>
           <w:ilvl w:val="0"/>
           <w:numId w:val="1001"/>
         </w:numPr>
+        <w:pStyle w:val="Compact"/>
       </w:pPr>
       <w:hyperlink w:anchor="X20ce7c68b827590e353cdbdaa6365571cbc76df">
         <w:r>
@@ -328,11 +328,11 @@
     </w:p>
     <w:p>
       <w:pPr>
-        <w:pStyle w:val="Compact"/>
         <w:numPr>
           <w:ilvl w:val="0"/>
           <w:numId w:val="1001"/>
         </w:numPr>
+        <w:pStyle w:val="Compact"/>
       </w:pPr>
       <w:hyperlink w:anchor="Xc47c4db84eb3197f75ad91c09d715bd8aab2075">
         <w:r>
@@ -345,11 +345,11 @@
     </w:p>
     <w:p>
       <w:pPr>
-        <w:pStyle w:val="Compact"/>
         <w:numPr>
           <w:ilvl w:val="0"/>
           <w:numId w:val="1001"/>
         </w:numPr>
+        <w:pStyle w:val="Compact"/>
       </w:pPr>
       <w:hyperlink w:anchor="Xb4eab13f4e2b4fcd449654d6272e69a29fd4a00">
         <w:r>
@@ -362,11 +362,11 @@
     </w:p>
     <w:p>
       <w:pPr>
-        <w:pStyle w:val="Compact"/>
         <w:numPr>
           <w:ilvl w:val="0"/>
           <w:numId w:val="1001"/>
         </w:numPr>
+        <w:pStyle w:val="Compact"/>
       </w:pPr>
       <w:hyperlink w:anchor="X9789e5fd1cee14a33bbaa8707187dc3b7d3860b">
         <w:r>
@@ -379,11 +379,11 @@
     </w:p>
     <w:p>
       <w:pPr>
-        <w:pStyle w:val="Compact"/>
         <w:numPr>
           <w:ilvl w:val="0"/>
           <w:numId w:val="1001"/>
         </w:numPr>
+        <w:pStyle w:val="Compact"/>
       </w:pPr>
       <w:hyperlink w:anchor="Xa44a3b7a40aa8e5613f0f342f44a2392b82db90">
         <w:r>
@@ -396,11 +396,11 @@
     </w:p>
     <w:p>
       <w:pPr>
-        <w:pStyle w:val="Compact"/>
         <w:numPr>
           <w:ilvl w:val="0"/>
           <w:numId w:val="1001"/>
         </w:numPr>
+        <w:pStyle w:val="Compact"/>
       </w:pPr>
       <w:hyperlink w:anchor="X4d941d2df1c7a97c3a11e11b2baa9c2a271ab42">
         <w:r>
@@ -413,11 +413,11 @@
     </w:p>
     <w:p>
       <w:pPr>
-        <w:pStyle w:val="Compact"/>
         <w:numPr>
           <w:ilvl w:val="0"/>
           <w:numId w:val="1001"/>
         </w:numPr>
+        <w:pStyle w:val="Compact"/>
       </w:pPr>
       <w:hyperlink w:anchor="Xd30a2dfaa19d4876dfea7c9c2e6ddcde54d0954">
         <w:r>
@@ -428,8 +428,8 @@
         </w:r>
       </w:hyperlink>
     </w:p>
-    <w:bookmarkEnd w:id="10"/>
-    <w:bookmarkStart w:id="11" w:name="comprender-soc-2"/>
+    <w:bookmarkEnd w:id="21"/>
+    <w:bookmarkStart w:id="22" w:name="comprender-soc-2"/>
     <w:p>
       <w:pPr>
         <w:pStyle w:val="Heading2"/>
@@ -448,11 +448,11 @@
     </w:p>
     <w:p>
       <w:pPr>
-        <w:pStyle w:val="Compact"/>
         <w:numPr>
           <w:ilvl w:val="0"/>
           <w:numId w:val="1002"/>
         </w:numPr>
+        <w:pStyle w:val="Compact"/>
       </w:pPr>
       <w:r>
         <w:t xml:space="preserve">Seguridad es el criterio común y forma parte de todo examen SOC 2.</w:t>
@@ -460,11 +460,11 @@
     </w:p>
     <w:p>
       <w:pPr>
-        <w:pStyle w:val="Compact"/>
         <w:numPr>
           <w:ilvl w:val="0"/>
           <w:numId w:val="1002"/>
         </w:numPr>
+        <w:pStyle w:val="Compact"/>
       </w:pPr>
       <w:r>
         <w:t xml:space="preserve">Disponibilidad, integridad del procesamiento, confidencialidad y privacidad se seleccionan cuando son pertinentes.</w:t>
@@ -472,18 +472,18 @@
     </w:p>
     <w:p>
       <w:pPr>
-        <w:pStyle w:val="Compact"/>
         <w:numPr>
           <w:ilvl w:val="0"/>
           <w:numId w:val="1002"/>
         </w:numPr>
+        <w:pStyle w:val="Compact"/>
       </w:pPr>
       <w:r>
         <w:t xml:space="preserve">El alcance debe reflejar los servicios, componentes, ubicaciones, personas, procesos, datos y suborganizaciones relevantes.</w:t>
       </w:r>
     </w:p>
-    <w:bookmarkEnd w:id="11"/>
-    <w:bookmarkStart w:id="12" w:name="informes-tipo-1-y-tipo-2"/>
+    <w:bookmarkEnd w:id="22"/>
+    <w:bookmarkStart w:id="23" w:name="informes-tipo-1-y-tipo-2"/>
     <w:p>
       <w:pPr>
         <w:pStyle w:val="Heading2"/>
@@ -502,11 +502,11 @@
     </w:p>
     <w:p>
       <w:pPr>
-        <w:pStyle w:val="Compact"/>
         <w:numPr>
           <w:ilvl w:val="0"/>
           <w:numId w:val="1003"/>
         </w:numPr>
+        <w:pStyle w:val="Compact"/>
       </w:pPr>
       <w:r>
         <w:t xml:space="preserve">Seleccione el tipo según las necesidades del cliente, la madurez, el historial disponible y la orientación del auditor.</w:t>
@@ -514,11 +514,11 @@
     </w:p>
     <w:p>
       <w:pPr>
-        <w:pStyle w:val="Compact"/>
         <w:numPr>
           <w:ilvl w:val="0"/>
           <w:numId w:val="1003"/>
         </w:numPr>
+        <w:pStyle w:val="Compact"/>
       </w:pPr>
       <w:r>
         <w:t xml:space="preserve">No afirme que un control operó durante un período sin evidencia completa y consistente.</w:t>
@@ -526,18 +526,18 @@
     </w:p>
     <w:p>
       <w:pPr>
-        <w:pStyle w:val="Compact"/>
         <w:numPr>
           <w:ilvl w:val="0"/>
           <w:numId w:val="1003"/>
         </w:numPr>
+        <w:pStyle w:val="Compact"/>
       </w:pPr>
       <w:r>
         <w:t xml:space="preserve">Reserve tiempo para corregir brechas antes de iniciar el período.</w:t>
       </w:r>
     </w:p>
-    <w:bookmarkEnd w:id="12"/>
-    <w:bookmarkStart w:id="13" w:name="gobierno-y-responsabilidad"/>
+    <w:bookmarkEnd w:id="23"/>
+    <w:bookmarkStart w:id="24" w:name="gobierno-y-responsabilidad"/>
     <w:p>
       <w:pPr>
         <w:pStyle w:val="Heading2"/>
@@ -556,11 +556,11 @@
     </w:p>
     <w:p>
       <w:pPr>
-        <w:pStyle w:val="Compact"/>
         <w:numPr>
           <w:ilvl w:val="0"/>
           <w:numId w:val="1004"/>
         </w:numPr>
+        <w:pStyle w:val="Compact"/>
       </w:pPr>
       <w:r>
         <w:t xml:space="preserve">Nombre patrocinador ejecutivo, líder del programa, propietarios de controles, proveedores de evidencia y responsables de corrección.</w:t>
@@ -568,11 +568,11 @@
     </w:p>
     <w:p>
       <w:pPr>
-        <w:pStyle w:val="Compact"/>
         <w:numPr>
           <w:ilvl w:val="0"/>
           <w:numId w:val="1004"/>
         </w:numPr>
+        <w:pStyle w:val="Compact"/>
       </w:pPr>
       <w:r>
         <w:t xml:space="preserve">Cree una matriz RACI y reuniones periódicas.</w:t>
@@ -580,18 +580,18 @@
     </w:p>
     <w:p>
       <w:pPr>
-        <w:pStyle w:val="Compact"/>
         <w:numPr>
           <w:ilvl w:val="0"/>
           <w:numId w:val="1004"/>
         </w:numPr>
+        <w:pStyle w:val="Compact"/>
       </w:pPr>
       <w:r>
         <w:t xml:space="preserve">Escale pronto la evidencia faltante, las correcciones vencidas y los cambios de alcance.</w:t>
       </w:r>
     </w:p>
-    <w:bookmarkEnd w:id="13"/>
-    <w:bookmarkStart w:id="14" w:name="definir-el-alcance-y-los-límites"/>
+    <w:bookmarkEnd w:id="24"/>
+    <w:bookmarkStart w:id="25" w:name="definir-el-alcance-y-los-límites"/>
     <w:p>
       <w:pPr>
         <w:pStyle w:val="Heading2"/>
@@ -610,11 +610,11 @@
     </w:p>
     <w:p>
       <w:pPr>
-        <w:pStyle w:val="Compact"/>
         <w:numPr>
           <w:ilvl w:val="0"/>
           <w:numId w:val="1005"/>
         </w:numPr>
+        <w:pStyle w:val="Compact"/>
       </w:pPr>
       <w:r>
         <w:t xml:space="preserve">Documente productos y servicios incluidos.</w:t>
@@ -622,11 +622,11 @@
     </w:p>
     <w:p>
       <w:pPr>
-        <w:pStyle w:val="Compact"/>
         <w:numPr>
           <w:ilvl w:val="0"/>
           <w:numId w:val="1005"/>
         </w:numPr>
+        <w:pStyle w:val="Compact"/>
       </w:pPr>
       <w:r>
         <w:t xml:space="preserve">Identifique infraestructura, software, personas, procedimientos y datos.</w:t>
@@ -634,11 +634,11 @@
     </w:p>
     <w:p>
       <w:pPr>
-        <w:pStyle w:val="Compact"/>
         <w:numPr>
           <w:ilvl w:val="0"/>
           <w:numId w:val="1005"/>
         </w:numPr>
+        <w:pStyle w:val="Compact"/>
       </w:pPr>
       <w:r>
         <w:t xml:space="preserve">Defina límites físicos y lógicos.</w:t>
@@ -646,11 +646,11 @@
     </w:p>
     <w:p>
       <w:pPr>
-        <w:pStyle w:val="Compact"/>
         <w:numPr>
           <w:ilvl w:val="0"/>
           <w:numId w:val="1005"/>
         </w:numPr>
+        <w:pStyle w:val="Compact"/>
       </w:pPr>
       <w:r>
         <w:t xml:space="preserve">Identifique suborganizaciones y acuerde el método de presentación.</w:t>
@@ -658,18 +658,18 @@
     </w:p>
     <w:p>
       <w:pPr>
-        <w:pStyle w:val="Compact"/>
         <w:numPr>
           <w:ilvl w:val="0"/>
           <w:numId w:val="1005"/>
         </w:numPr>
+        <w:pStyle w:val="Compact"/>
       </w:pPr>
       <w:r>
         <w:t xml:space="preserve">Documente controles complementarios que deben ejecutar los clientes.</w:t>
       </w:r>
     </w:p>
-    <w:bookmarkEnd w:id="14"/>
-    <w:bookmarkStart w:id="15" w:name="X2ab1bfacfa423d2a3ebc3fc96b9a86f948af56a"/>
+    <w:bookmarkEnd w:id="25"/>
+    <w:bookmarkStart w:id="26" w:name="X2ab1bfacfa423d2a3ebc3fc96b9a86f948af56a"/>
     <w:p>
       <w:pPr>
         <w:pStyle w:val="Heading2"/>
@@ -688,11 +688,11 @@
     </w:p>
     <w:p>
       <w:pPr>
-        <w:pStyle w:val="Compact"/>
         <w:numPr>
           <w:ilvl w:val="0"/>
           <w:numId w:val="1006"/>
         </w:numPr>
+        <w:pStyle w:val="Compact"/>
       </w:pPr>
       <w:r>
         <w:t xml:space="preserve">Comience con riesgos y compromisos.</w:t>
@@ -700,11 +700,11 @@
     </w:p>
     <w:p>
       <w:pPr>
-        <w:pStyle w:val="Compact"/>
         <w:numPr>
           <w:ilvl w:val="0"/>
           <w:numId w:val="1006"/>
         </w:numPr>
+        <w:pStyle w:val="Compact"/>
       </w:pPr>
       <w:r>
         <w:t xml:space="preserve">Mapee cada control y explique la relación.</w:t>
@@ -712,11 +712,11 @@
     </w:p>
     <w:p>
       <w:pPr>
-        <w:pStyle w:val="Compact"/>
         <w:numPr>
           <w:ilvl w:val="0"/>
           <w:numId w:val="1006"/>
         </w:numPr>
+        <w:pStyle w:val="Compact"/>
       </w:pPr>
       <w:r>
         <w:t xml:space="preserve">Evite duplicados artificiales.</w:t>
@@ -724,18 +724,18 @@
     </w:p>
     <w:p>
       <w:pPr>
-        <w:pStyle w:val="Compact"/>
         <w:numPr>
           <w:ilvl w:val="0"/>
           <w:numId w:val="1006"/>
         </w:numPr>
+        <w:pStyle w:val="Compact"/>
       </w:pPr>
       <w:r>
         <w:t xml:space="preserve">Use los puntos de enfoque como consideraciones, no como controles independientes obligatorios.</w:t>
       </w:r>
     </w:p>
-    <w:bookmarkEnd w:id="15"/>
-    <w:bookmarkStart w:id="16" w:name="evaluación-de-riesgos"/>
+    <w:bookmarkEnd w:id="26"/>
+    <w:bookmarkStart w:id="27" w:name="evaluación-de-riesgos"/>
     <w:p>
       <w:pPr>
         <w:pStyle w:val="Heading2"/>
@@ -754,11 +754,11 @@
     </w:p>
     <w:p>
       <w:pPr>
-        <w:pStyle w:val="Compact"/>
         <w:numPr>
           <w:ilvl w:val="0"/>
           <w:numId w:val="1007"/>
         </w:numPr>
+        <w:pStyle w:val="Compact"/>
       </w:pPr>
       <w:r>
         <w:t xml:space="preserve">Defina criterios y propietarios.</w:t>
@@ -766,11 +766,11 @@
     </w:p>
     <w:p>
       <w:pPr>
-        <w:pStyle w:val="Compact"/>
         <w:numPr>
           <w:ilvl w:val="0"/>
           <w:numId w:val="1007"/>
         </w:numPr>
+        <w:pStyle w:val="Compact"/>
       </w:pPr>
       <w:r>
         <w:t xml:space="preserve">Conecte riesgos con controles y tratamientos.</w:t>
@@ -778,11 +778,11 @@
     </w:p>
     <w:p>
       <w:pPr>
-        <w:pStyle w:val="Compact"/>
         <w:numPr>
           <w:ilvl w:val="0"/>
           <w:numId w:val="1007"/>
         </w:numPr>
+        <w:pStyle w:val="Compact"/>
       </w:pPr>
       <w:r>
         <w:t xml:space="preserve">Incluya nube, identidad, cadena de suministro, privacidad, disponibilidad y riesgo interno.</w:t>
@@ -790,18 +790,18 @@
     </w:p>
     <w:p>
       <w:pPr>
-        <w:pStyle w:val="Compact"/>
         <w:numPr>
           <w:ilvl w:val="0"/>
           <w:numId w:val="1007"/>
         </w:numPr>
+        <w:pStyle w:val="Compact"/>
       </w:pPr>
       <w:r>
         <w:t xml:space="preserve">Registre riesgos aceptados y aprobación de la gerencia.</w:t>
       </w:r>
     </w:p>
-    <w:bookmarkEnd w:id="16"/>
-    <w:bookmarkStart w:id="17" w:name="políticas-y-estándares"/>
+    <w:bookmarkEnd w:id="27"/>
+    <w:bookmarkStart w:id="28" w:name="políticas-y-estándares"/>
     <w:p>
       <w:pPr>
         <w:pStyle w:val="Heading2"/>
@@ -820,11 +820,11 @@
     </w:p>
     <w:p>
       <w:pPr>
-        <w:pStyle w:val="Compact"/>
         <w:numPr>
           <w:ilvl w:val="0"/>
           <w:numId w:val="1008"/>
         </w:numPr>
+        <w:pStyle w:val="Compact"/>
       </w:pPr>
       <w:r>
         <w:t xml:space="preserve">Mantenga versión, propietario, aprobador, vigencia y revisión.</w:t>
@@ -832,11 +832,11 @@
     </w:p>
     <w:p>
       <w:pPr>
-        <w:pStyle w:val="Compact"/>
         <w:numPr>
           <w:ilvl w:val="0"/>
           <w:numId w:val="1008"/>
         </w:numPr>
+        <w:pStyle w:val="Compact"/>
       </w:pPr>
       <w:r>
         <w:t xml:space="preserve">Capacite al personal afectado.</w:t>
@@ -844,11 +844,11 @@
     </w:p>
     <w:p>
       <w:pPr>
-        <w:pStyle w:val="Compact"/>
         <w:numPr>
           <w:ilvl w:val="0"/>
           <w:numId w:val="1008"/>
         </w:numPr>
+        <w:pStyle w:val="Compact"/>
       </w:pPr>
       <w:r>
         <w:t xml:space="preserve">Conecte declaraciones con controles implementados.</w:t>
@@ -856,18 +856,18 @@
     </w:p>
     <w:p>
       <w:pPr>
-        <w:pStyle w:val="Compact"/>
         <w:numPr>
           <w:ilvl w:val="0"/>
           <w:numId w:val="1008"/>
         </w:numPr>
+        <w:pStyle w:val="Compact"/>
       </w:pPr>
       <w:r>
         <w:t xml:space="preserve">Elimine documentos obsoletos o contradictorios.</w:t>
       </w:r>
     </w:p>
-    <w:bookmarkEnd w:id="17"/>
-    <w:bookmarkStart w:id="18" w:name="controles-de-acceso-lógico"/>
+    <w:bookmarkEnd w:id="28"/>
+    <w:bookmarkStart w:id="29" w:name="controles-de-acceso-lógico"/>
     <w:p>
       <w:pPr>
         <w:pStyle w:val="Heading2"/>
@@ -886,11 +886,11 @@
     </w:p>
     <w:p>
       <w:pPr>
-        <w:pStyle w:val="Compact"/>
         <w:numPr>
           <w:ilvl w:val="0"/>
           <w:numId w:val="1009"/>
         </w:numPr>
+        <w:pStyle w:val="Compact"/>
       </w:pPr>
       <w:r>
         <w:t xml:space="preserve">Documente altas, cambios y bajas.</w:t>
@@ -898,11 +898,11 @@
     </w:p>
     <w:p>
       <w:pPr>
-        <w:pStyle w:val="Compact"/>
         <w:numPr>
           <w:ilvl w:val="0"/>
           <w:numId w:val="1009"/>
         </w:numPr>
+        <w:pStyle w:val="Compact"/>
       </w:pPr>
       <w:r>
         <w:t xml:space="preserve">Exija autenticación fuerte y proteja privilegios.</w:t>
@@ -910,11 +910,11 @@
     </w:p>
     <w:p>
       <w:pPr>
-        <w:pStyle w:val="Compact"/>
         <w:numPr>
           <w:ilvl w:val="0"/>
           <w:numId w:val="1009"/>
         </w:numPr>
+        <w:pStyle w:val="Compact"/>
       </w:pPr>
       <w:r>
         <w:t xml:space="preserve">Revise el acceso periódicamente.</w:t>
@@ -922,11 +922,11 @@
     </w:p>
     <w:p>
       <w:pPr>
-        <w:pStyle w:val="Compact"/>
         <w:numPr>
           <w:ilvl w:val="0"/>
           <w:numId w:val="1009"/>
         </w:numPr>
+        <w:pStyle w:val="Compact"/>
       </w:pPr>
       <w:r>
         <w:t xml:space="preserve">Monitoree cuentas inactivas, compartidas, de emergencia y no humanas.</w:t>
@@ -934,18 +934,18 @@
     </w:p>
     <w:p>
       <w:pPr>
-        <w:pStyle w:val="Compact"/>
         <w:numPr>
           <w:ilvl w:val="0"/>
           <w:numId w:val="1009"/>
         </w:numPr>
+        <w:pStyle w:val="Compact"/>
       </w:pPr>
       <w:r>
         <w:t xml:space="preserve">Conserve solicitudes, aprobaciones, provisión, revisiones y retiros.</w:t>
       </w:r>
     </w:p>
-    <w:bookmarkEnd w:id="18"/>
-    <w:bookmarkStart w:id="19" w:name="gestión-de-cambios-y-desarrollo-seguro"/>
+    <w:bookmarkEnd w:id="29"/>
+    <w:bookmarkStart w:id="30" w:name="gestión-de-cambios-y-desarrollo-seguro"/>
     <w:p>
       <w:pPr>
         <w:pStyle w:val="Heading2"/>
@@ -964,11 +964,11 @@
     </w:p>
     <w:p>
       <w:pPr>
-        <w:pStyle w:val="Compact"/>
         <w:numPr>
           <w:ilvl w:val="0"/>
           <w:numId w:val="1010"/>
         </w:numPr>
+        <w:pStyle w:val="Compact"/>
       </w:pPr>
       <w:r>
         <w:t xml:space="preserve">Use tickets o pull requests aprobados.</w:t>
@@ -976,11 +976,11 @@
     </w:p>
     <w:p>
       <w:pPr>
-        <w:pStyle w:val="Compact"/>
         <w:numPr>
           <w:ilvl w:val="0"/>
           <w:numId w:val="1010"/>
         </w:numPr>
+        <w:pStyle w:val="Compact"/>
       </w:pPr>
       <w:r>
         <w:t xml:space="preserve">Proteja ramas y credenciales de despliegue.</w:t>
@@ -988,11 +988,11 @@
     </w:p>
     <w:p>
       <w:pPr>
-        <w:pStyle w:val="Compact"/>
         <w:numPr>
           <w:ilvl w:val="0"/>
           <w:numId w:val="1010"/>
         </w:numPr>
+        <w:pStyle w:val="Compact"/>
       </w:pPr>
       <w:r>
         <w:t xml:space="preserve">Documente cambios de emergencia y revisión posterior.</w:t>
@@ -1000,11 +1000,11 @@
     </w:p>
     <w:p>
       <w:pPr>
-        <w:pStyle w:val="Compact"/>
         <w:numPr>
           <w:ilvl w:val="0"/>
           <w:numId w:val="1010"/>
         </w:numPr>
+        <w:pStyle w:val="Compact"/>
       </w:pPr>
       <w:r>
         <w:t xml:space="preserve">Conecte corrección de vulnerabilidades con registros de cambio.</w:t>
@@ -1012,18 +1012,18 @@
     </w:p>
     <w:p>
       <w:pPr>
-        <w:pStyle w:val="Compact"/>
         <w:numPr>
           <w:ilvl w:val="0"/>
           <w:numId w:val="1010"/>
         </w:numPr>
+        <w:pStyle w:val="Compact"/>
       </w:pPr>
       <w:r>
         <w:t xml:space="preserve">Conserve evidencia de despliegue durante todo el período.</w:t>
       </w:r>
     </w:p>
-    <w:bookmarkEnd w:id="19"/>
-    <w:bookmarkStart w:id="20" w:name="operaciones-de-seguridad-e-incidentes"/>
+    <w:bookmarkEnd w:id="30"/>
+    <w:bookmarkStart w:id="31" w:name="operaciones-de-seguridad-e-incidentes"/>
     <w:p>
       <w:pPr>
         <w:pStyle w:val="Heading2"/>
@@ -1042,11 +1042,11 @@
     </w:p>
     <w:p>
       <w:pPr>
-        <w:pStyle w:val="Compact"/>
         <w:numPr>
           <w:ilvl w:val="0"/>
           <w:numId w:val="1011"/>
         </w:numPr>
+        <w:pStyle w:val="Compact"/>
       </w:pPr>
       <w:r>
         <w:t xml:space="preserve">Defina severidad y escalamiento.</w:t>
@@ -1054,11 +1054,11 @@
     </w:p>
     <w:p>
       <w:pPr>
-        <w:pStyle w:val="Compact"/>
         <w:numPr>
           <w:ilvl w:val="0"/>
           <w:numId w:val="1011"/>
         </w:numPr>
+        <w:pStyle w:val="Compact"/>
       </w:pPr>
       <w:r>
         <w:t xml:space="preserve">Conserve escaneos, correcciones, alertas, casos, cronologías y revisiones.</w:t>
@@ -1066,11 +1066,11 @@
     </w:p>
     <w:p>
       <w:pPr>
-        <w:pStyle w:val="Compact"/>
         <w:numPr>
           <w:ilvl w:val="0"/>
           <w:numId w:val="1011"/>
         </w:numPr>
+        <w:pStyle w:val="Compact"/>
       </w:pPr>
       <w:r>
         <w:t xml:space="preserve">Pruebe el plan de respuesta.</w:t>
@@ -1078,18 +1078,18 @@
     </w:p>
     <w:p>
       <w:pPr>
-        <w:pStyle w:val="Compact"/>
         <w:numPr>
           <w:ilvl w:val="0"/>
           <w:numId w:val="1011"/>
         </w:numPr>
+        <w:pStyle w:val="Compact"/>
       </w:pPr>
       <w:r>
         <w:t xml:space="preserve">Rastree problemas recurrentes y acciones correctivas.</w:t>
       </w:r>
     </w:p>
-    <w:bookmarkEnd w:id="20"/>
-    <w:bookmarkStart w:id="21" w:name="disponibilidad-y-continuidad"/>
+    <w:bookmarkEnd w:id="31"/>
+    <w:bookmarkStart w:id="32" w:name="disponibilidad-y-continuidad"/>
     <w:p>
       <w:pPr>
         <w:pStyle w:val="Heading2"/>
@@ -1108,11 +1108,11 @@
     </w:p>
     <w:p>
       <w:pPr>
-        <w:pStyle w:val="Compact"/>
         <w:numPr>
           <w:ilvl w:val="0"/>
           <w:numId w:val="1012"/>
         </w:numPr>
+        <w:pStyle w:val="Compact"/>
       </w:pPr>
       <w:r>
         <w:t xml:space="preserve">Defina objetivos de recuperación.</w:t>
@@ -1120,11 +1120,11 @@
     </w:p>
     <w:p>
       <w:pPr>
-        <w:pStyle w:val="Compact"/>
         <w:numPr>
           <w:ilvl w:val="0"/>
           <w:numId w:val="1012"/>
         </w:numPr>
+        <w:pStyle w:val="Compact"/>
       </w:pPr>
       <w:r>
         <w:t xml:space="preserve">Pruebe restauración, no solo finalización de copias.</w:t>
@@ -1132,11 +1132,11 @@
     </w:p>
     <w:p>
       <w:pPr>
-        <w:pStyle w:val="Compact"/>
         <w:numPr>
           <w:ilvl w:val="0"/>
           <w:numId w:val="1012"/>
         </w:numPr>
+        <w:pStyle w:val="Compact"/>
       </w:pPr>
       <w:r>
         <w:t xml:space="preserve">Ejercite continuidad y recuperación.</w:t>
@@ -1144,18 +1144,18 @@
     </w:p>
     <w:p>
       <w:pPr>
-        <w:pStyle w:val="Compact"/>
         <w:numPr>
           <w:ilvl w:val="0"/>
           <w:numId w:val="1012"/>
         </w:numPr>
+        <w:pStyle w:val="Compact"/>
       </w:pPr>
       <w:r>
         <w:t xml:space="preserve">Documente incidentes, caídas, capacidad y correcciones.</w:t>
       </w:r>
     </w:p>
-    <w:bookmarkEnd w:id="21"/>
-    <w:bookmarkStart w:id="22" w:name="X93f562bb749f2d47f4e37eccc90f93c653cccd0"/>
+    <w:bookmarkEnd w:id="32"/>
+    <w:bookmarkStart w:id="33" w:name="X93f562bb749f2d47f4e37eccc90f93c653cccd0"/>
     <w:p>
       <w:pPr>
         <w:pStyle w:val="Heading2"/>
@@ -1174,11 +1174,11 @@
     </w:p>
     <w:p>
       <w:pPr>
-        <w:pStyle w:val="Compact"/>
         <w:numPr>
           <w:ilvl w:val="0"/>
           <w:numId w:val="1013"/>
         </w:numPr>
+        <w:pStyle w:val="Compact"/>
       </w:pPr>
       <w:r>
         <w:t xml:space="preserve">Inventarie datos sensibles y personales.</w:t>
@@ -1186,11 +1186,11 @@
     </w:p>
     <w:p>
       <w:pPr>
-        <w:pStyle w:val="Compact"/>
         <w:numPr>
           <w:ilvl w:val="0"/>
           <w:numId w:val="1013"/>
         </w:numPr>
+        <w:pStyle w:val="Compact"/>
       </w:pPr>
       <w:r>
         <w:t xml:space="preserve">Defina clasificación, retención, eliminación, cifrado y acceso.</w:t>
@@ -1198,11 +1198,11 @@
     </w:p>
     <w:p>
       <w:pPr>
-        <w:pStyle w:val="Compact"/>
         <w:numPr>
           <w:ilvl w:val="0"/>
           <w:numId w:val="1013"/>
         </w:numPr>
+        <w:pStyle w:val="Compact"/>
       </w:pPr>
       <w:r>
         <w:t xml:space="preserve">Revise acuerdos de intercambio y subprocesadores.</w:t>
@@ -1210,18 +1210,18 @@
     </w:p>
     <w:p>
       <w:pPr>
-        <w:pStyle w:val="Compact"/>
         <w:numPr>
           <w:ilvl w:val="0"/>
           <w:numId w:val="1013"/>
         </w:numPr>
+        <w:pStyle w:val="Compact"/>
       </w:pPr>
       <w:r>
         <w:t xml:space="preserve">Documente avisos, opciones, solicitudes e incidentes cuando privacidad esté en alcance.</w:t>
       </w:r>
     </w:p>
-    <w:bookmarkEnd w:id="22"/>
-    <w:bookmarkStart w:id="23" w:name="proveedores-y-suborganizaciones"/>
+    <w:bookmarkEnd w:id="33"/>
+    <w:bookmarkStart w:id="34" w:name="proveedores-y-suborganizaciones"/>
     <w:p>
       <w:pPr>
         <w:pStyle w:val="Heading2"/>
@@ -1240,11 +1240,11 @@
     </w:p>
     <w:p>
       <w:pPr>
-        <w:pStyle w:val="Compact"/>
         <w:numPr>
           <w:ilvl w:val="0"/>
           <w:numId w:val="1014"/>
         </w:numPr>
+        <w:pStyle w:val="Compact"/>
       </w:pPr>
       <w:r>
         <w:t xml:space="preserve">Realice diligencia debida basada en riesgo.</w:t>
@@ -1252,11 +1252,11 @@
     </w:p>
     <w:p>
       <w:pPr>
-        <w:pStyle w:val="Compact"/>
         <w:numPr>
           <w:ilvl w:val="0"/>
           <w:numId w:val="1014"/>
         </w:numPr>
+        <w:pStyle w:val="Compact"/>
       </w:pPr>
       <w:r>
         <w:t xml:space="preserve">Revise contratos y compromisos.</w:t>
@@ -1264,11 +1264,11 @@
     </w:p>
     <w:p>
       <w:pPr>
-        <w:pStyle w:val="Compact"/>
         <w:numPr>
           <w:ilvl w:val="0"/>
           <w:numId w:val="1014"/>
         </w:numPr>
+        <w:pStyle w:val="Compact"/>
       </w:pPr>
       <w:r>
         <w:t xml:space="preserve">Obtenga y evalúe informes de aseguramiento.</w:t>
@@ -1276,11 +1276,11 @@
     </w:p>
     <w:p>
       <w:pPr>
-        <w:pStyle w:val="Compact"/>
         <w:numPr>
           <w:ilvl w:val="0"/>
           <w:numId w:val="1014"/>
         </w:numPr>
+        <w:pStyle w:val="Compact"/>
       </w:pPr>
       <w:r>
         <w:t xml:space="preserve">Rastree controles complementarios.</w:t>
@@ -1288,18 +1288,18 @@
     </w:p>
     <w:p>
       <w:pPr>
-        <w:pStyle w:val="Compact"/>
         <w:numPr>
           <w:ilvl w:val="0"/>
           <w:numId w:val="1014"/>
         </w:numPr>
+        <w:pStyle w:val="Compact"/>
       </w:pPr>
       <w:r>
         <w:t xml:space="preserve">Monitoree cambios, incidentes, desempeño y terminación.</w:t>
       </w:r>
     </w:p>
-    <w:bookmarkEnd w:id="23"/>
-    <w:bookmarkStart w:id="24" w:name="gestión-de-evidencia"/>
+    <w:bookmarkEnd w:id="34"/>
+    <w:bookmarkStart w:id="35" w:name="gestión-de-evidencia"/>
     <w:p>
       <w:pPr>
         <w:pStyle w:val="Heading2"/>
@@ -1318,11 +1318,11 @@
     </w:p>
     <w:p>
       <w:pPr>
-        <w:pStyle w:val="Compact"/>
         <w:numPr>
           <w:ilvl w:val="0"/>
           <w:numId w:val="1015"/>
         </w:numPr>
+        <w:pStyle w:val="Compact"/>
       </w:pPr>
       <w:r>
         <w:t xml:space="preserve">Defina requisitos antes del período.</w:t>
@@ -1330,11 +1330,11 @@
     </w:p>
     <w:p>
       <w:pPr>
-        <w:pStyle w:val="Compact"/>
         <w:numPr>
           <w:ilvl w:val="0"/>
           <w:numId w:val="1015"/>
         </w:numPr>
+        <w:pStyle w:val="Compact"/>
       </w:pPr>
       <w:r>
         <w:t xml:space="preserve">Conserve poblaciones y exportaciones generadas por sistemas.</w:t>
@@ -1342,11 +1342,11 @@
     </w:p>
     <w:p>
       <w:pPr>
-        <w:pStyle w:val="Compact"/>
         <w:numPr>
           <w:ilvl w:val="0"/>
           <w:numId w:val="1015"/>
         </w:numPr>
+        <w:pStyle w:val="Compact"/>
       </w:pPr>
       <w:r>
         <w:t xml:space="preserve">Registre fuente, propietario, fecha, alcance y revisor.</w:t>
@@ -1354,11 +1354,11 @@
     </w:p>
     <w:p>
       <w:pPr>
-        <w:pStyle w:val="Compact"/>
         <w:numPr>
           <w:ilvl w:val="0"/>
           <w:numId w:val="1015"/>
         </w:numPr>
+        <w:pStyle w:val="Compact"/>
       </w:pPr>
       <w:r>
         <w:t xml:space="preserve">Proteja evidencia confidencial.</w:t>
@@ -1366,18 +1366,18 @@
     </w:p>
     <w:p>
       <w:pPr>
-        <w:pStyle w:val="Compact"/>
         <w:numPr>
           <w:ilvl w:val="0"/>
           <w:numId w:val="1015"/>
         </w:numPr>
+        <w:pStyle w:val="Compact"/>
       </w:pPr>
       <w:r>
         <w:t xml:space="preserve">Use nombres consistentes e índice de evidencia.</w:t>
       </w:r>
     </w:p>
-    <w:bookmarkEnd w:id="24"/>
-    <w:bookmarkStart w:id="25" w:name="población-muestreo-y-excepciones"/>
+    <w:bookmarkEnd w:id="35"/>
+    <w:bookmarkStart w:id="36" w:name="población-muestreo-y-excepciones"/>
     <w:p>
       <w:pPr>
         <w:pStyle w:val="Heading2"/>
@@ -1396,11 +1396,11 @@
     </w:p>
     <w:p>
       <w:pPr>
-        <w:pStyle w:val="Compact"/>
         <w:numPr>
           <w:ilvl w:val="0"/>
           <w:numId w:val="1016"/>
         </w:numPr>
+        <w:pStyle w:val="Compact"/>
       </w:pPr>
       <w:r>
         <w:t xml:space="preserve">Reconcilie conteos con sistemas fuente.</w:t>
@@ -1408,11 +1408,11 @@
     </w:p>
     <w:p>
       <w:pPr>
-        <w:pStyle w:val="Compact"/>
         <w:numPr>
           <w:ilvl w:val="0"/>
           <w:numId w:val="1016"/>
         </w:numPr>
+        <w:pStyle w:val="Compact"/>
       </w:pPr>
       <w:r>
         <w:t xml:space="preserve">No elimine elementos fallidos.</w:t>
@@ -1420,11 +1420,11 @@
     </w:p>
     <w:p>
       <w:pPr>
-        <w:pStyle w:val="Compact"/>
         <w:numPr>
           <w:ilvl w:val="0"/>
           <w:numId w:val="1016"/>
         </w:numPr>
+        <w:pStyle w:val="Compact"/>
       </w:pPr>
       <w:r>
         <w:t xml:space="preserve">Investigue excepciones y causa raíz.</w:t>
@@ -1432,11 +1432,11 @@
     </w:p>
     <w:p>
       <w:pPr>
-        <w:pStyle w:val="Compact"/>
         <w:numPr>
           <w:ilvl w:val="0"/>
           <w:numId w:val="1016"/>
         </w:numPr>
+        <w:pStyle w:val="Compact"/>
       </w:pPr>
       <w:r>
         <w:t xml:space="preserve">Distinga brechas de evidencia de fallas de control.</w:t>
@@ -1444,18 +1444,18 @@
     </w:p>
     <w:p>
       <w:pPr>
-        <w:pStyle w:val="Compact"/>
         <w:numPr>
           <w:ilvl w:val="0"/>
           <w:numId w:val="1016"/>
         </w:numPr>
+        <w:pStyle w:val="Compact"/>
       </w:pPr>
       <w:r>
         <w:t xml:space="preserve">Documente corrección y pruebas adicionales.</w:t>
       </w:r>
     </w:p>
-    <w:bookmarkEnd w:id="25"/>
-    <w:bookmarkStart w:id="26" w:name="descripción-del-sistema"/>
+    <w:bookmarkEnd w:id="36"/>
+    <w:bookmarkStart w:id="37" w:name="descripción-del-sistema"/>
     <w:p>
       <w:pPr>
         <w:pStyle w:val="Heading2"/>
@@ -1474,11 +1474,11 @@
     </w:p>
     <w:p>
       <w:pPr>
-        <w:pStyle w:val="Compact"/>
         <w:numPr>
           <w:ilvl w:val="0"/>
           <w:numId w:val="1017"/>
         </w:numPr>
+        <w:pStyle w:val="Compact"/>
       </w:pPr>
       <w:r>
         <w:t xml:space="preserve">Describa servicios, límites, infraestructura, software, personas, procedimientos, datos y eventos.</w:t>
@@ -1486,11 +1486,11 @@
     </w:p>
     <w:p>
       <w:pPr>
-        <w:pStyle w:val="Compact"/>
         <w:numPr>
           <w:ilvl w:val="0"/>
           <w:numId w:val="1017"/>
         </w:numPr>
+        <w:pStyle w:val="Compact"/>
       </w:pPr>
       <w:r>
         <w:t xml:space="preserve">Explique criterios, controles, suborganizaciones y controles de usuarios.</w:t>
@@ -1498,11 +1498,11 @@
     </w:p>
     <w:p>
       <w:pPr>
-        <w:pStyle w:val="Compact"/>
         <w:numPr>
           <w:ilvl w:val="0"/>
           <w:numId w:val="1017"/>
         </w:numPr>
+        <w:pStyle w:val="Compact"/>
       </w:pPr>
       <w:r>
         <w:t xml:space="preserve">Evite lenguaje comercial exagerado.</w:t>
@@ -1510,18 +1510,18 @@
     </w:p>
     <w:p>
       <w:pPr>
-        <w:pStyle w:val="Compact"/>
         <w:numPr>
           <w:ilvl w:val="0"/>
           <w:numId w:val="1017"/>
         </w:numPr>
+        <w:pStyle w:val="Compact"/>
       </w:pPr>
       <w:r>
         <w:t xml:space="preserve">Actualice ante cambios.</w:t>
       </w:r>
     </w:p>
-    <w:bookmarkEnd w:id="26"/>
-    <w:bookmarkStart w:id="27" w:name="trabajo-con-el-auditor"/>
+    <w:bookmarkEnd w:id="37"/>
+    <w:bookmarkStart w:id="38" w:name="trabajo-con-el-auditor"/>
     <w:p>
       <w:pPr>
         <w:pStyle w:val="Heading2"/>
@@ -1540,11 +1540,11 @@
     </w:p>
     <w:p>
       <w:pPr>
-        <w:pStyle w:val="Compact"/>
         <w:numPr>
           <w:ilvl w:val="0"/>
           <w:numId w:val="1018"/>
         </w:numPr>
+        <w:pStyle w:val="Compact"/>
       </w:pPr>
       <w:r>
         <w:t xml:space="preserve">Proporcione información exacta y revele incidentes o fallas conocidas.</w:t>
@@ -1552,11 +1552,11 @@
     </w:p>
     <w:p>
       <w:pPr>
-        <w:pStyle w:val="Compact"/>
         <w:numPr>
           <w:ilvl w:val="0"/>
           <w:numId w:val="1018"/>
         </w:numPr>
+        <w:pStyle w:val="Compact"/>
       </w:pPr>
       <w:r>
         <w:t xml:space="preserve">Aclare solicitudes temprano.</w:t>
@@ -1564,11 +1564,11 @@
     </w:p>
     <w:p>
       <w:pPr>
-        <w:pStyle w:val="Compact"/>
         <w:numPr>
           <w:ilvl w:val="0"/>
           <w:numId w:val="1018"/>
         </w:numPr>
+        <w:pStyle w:val="Compact"/>
       </w:pPr>
       <w:r>
         <w:t xml:space="preserve">Rastree solicitudes, preguntas, excepciones y respuestas.</w:t>
@@ -1576,18 +1576,18 @@
     </w:p>
     <w:p>
       <w:pPr>
-        <w:pStyle w:val="Compact"/>
         <w:numPr>
           <w:ilvl w:val="0"/>
           <w:numId w:val="1018"/>
         </w:numPr>
+        <w:pStyle w:val="Compact"/>
       </w:pPr>
       <w:r>
         <w:t xml:space="preserve">La gerencia es responsable de la preparación; el auditor debe ser independiente.</w:t>
       </w:r>
     </w:p>
-    <w:bookmarkEnd w:id="27"/>
-    <w:bookmarkStart w:id="28" w:name="fallas-frecuentes"/>
+    <w:bookmarkEnd w:id="38"/>
+    <w:bookmarkStart w:id="39" w:name="fallas-frecuentes"/>
     <w:p>
       <w:pPr>
         <w:pStyle w:val="Heading2"/>
@@ -1606,11 +1606,11 @@
     </w:p>
     <w:p>
       <w:pPr>
-        <w:pStyle w:val="Compact"/>
         <w:numPr>
           <w:ilvl w:val="0"/>
           <w:numId w:val="1019"/>
         </w:numPr>
+        <w:pStyle w:val="Compact"/>
       </w:pPr>
       <w:r>
         <w:t xml:space="preserve">Realice evaluación previa.</w:t>
@@ -1618,11 +1618,11 @@
     </w:p>
     <w:p>
       <w:pPr>
-        <w:pStyle w:val="Compact"/>
         <w:numPr>
           <w:ilvl w:val="0"/>
           <w:numId w:val="1019"/>
         </w:numPr>
+        <w:pStyle w:val="Compact"/>
       </w:pPr>
       <w:r>
         <w:t xml:space="preserve">Ejecute simulaciones de recopilación.</w:t>
@@ -1630,11 +1630,11 @@
     </w:p>
     <w:p>
       <w:pPr>
-        <w:pStyle w:val="Compact"/>
         <w:numPr>
           <w:ilvl w:val="0"/>
           <w:numId w:val="1019"/>
         </w:numPr>
+        <w:pStyle w:val="Compact"/>
       </w:pPr>
       <w:r>
         <w:t xml:space="preserve">Pruebe controles antes de depender de ellos.</w:t>
@@ -1642,11 +1642,11 @@
     </w:p>
     <w:p>
       <w:pPr>
-        <w:pStyle w:val="Compact"/>
         <w:numPr>
           <w:ilvl w:val="0"/>
           <w:numId w:val="1019"/>
         </w:numPr>
+        <w:pStyle w:val="Compact"/>
       </w:pPr>
       <w:r>
         <w:t xml:space="preserve">Administre cambios formalmente.</w:t>
@@ -1654,18 +1654,18 @@
     </w:p>
     <w:p>
       <w:pPr>
-        <w:pStyle w:val="Compact"/>
         <w:numPr>
           <w:ilvl w:val="0"/>
           <w:numId w:val="1019"/>
         </w:numPr>
+        <w:pStyle w:val="Compact"/>
       </w:pPr>
       <w:r>
         <w:t xml:space="preserve">Trate excepciones repetidas como problemas sistémicos.</w:t>
       </w:r>
     </w:p>
-    <w:bookmarkEnd w:id="28"/>
-    <w:bookmarkStart w:id="29" w:name="plan-de-306090-días"/>
+    <w:bookmarkEnd w:id="39"/>
+    <w:bookmarkStart w:id="40" w:name="plan-de-306090-días"/>
     <w:p>
       <w:pPr>
         <w:pStyle w:val="Heading2"/>
@@ -1684,11 +1684,11 @@
     </w:p>
     <w:p>
       <w:pPr>
-        <w:pStyle w:val="Compact"/>
         <w:numPr>
           <w:ilvl w:val="0"/>
           <w:numId w:val="1020"/>
         </w:numPr>
+        <w:pStyle w:val="Compact"/>
       </w:pPr>
       <w:r>
         <w:t xml:space="preserve">Días 1-30: confirmar necesidad, alcance preliminar, propietarios, inventario, compromisos y brechas críticas.</w:t>
@@ -1696,11 +1696,11 @@
     </w:p>
     <w:p>
       <w:pPr>
-        <w:pStyle w:val="Compact"/>
         <w:numPr>
           <w:ilvl w:val="0"/>
           <w:numId w:val="1020"/>
         </w:numPr>
+        <w:pStyle w:val="Compact"/>
       </w:pPr>
       <w:r>
         <w:t xml:space="preserve">Días 31-60: finalizar matriz, corregir brechas, crear procedimientos de evidencia, redactar descripción y hacer pruebas simuladas.</w:t>
@@ -1708,18 +1708,18 @@
     </w:p>
     <w:p>
       <w:pPr>
-        <w:pStyle w:val="Compact"/>
         <w:numPr>
           <w:ilvl w:val="0"/>
           <w:numId w:val="1020"/>
         </w:numPr>
+        <w:pStyle w:val="Compact"/>
       </w:pPr>
       <w:r>
         <w:t xml:space="preserve">Días 61-90: operar controles, resolver excepciones, validar poblaciones y confirmar fechas con el auditor.</w:t>
       </w:r>
     </w:p>
-    <w:bookmarkEnd w:id="29"/>
-    <w:bookmarkStart w:id="30" w:name="lista-final-y-proyecto-de-portafolio"/>
+    <w:bookmarkEnd w:id="40"/>
+    <w:bookmarkStart w:id="41" w:name="lista-final-y-proyecto-de-portafolio"/>
     <w:p>
       <w:pPr>
         <w:pStyle w:val="Heading2"/>
@@ -1738,11 +1738,11 @@
     </w:p>
     <w:p>
       <w:pPr>
-        <w:pStyle w:val="Compact"/>
         <w:numPr>
           <w:ilvl w:val="0"/>
           <w:numId w:val="1021"/>
         </w:numPr>
+        <w:pStyle w:val="Compact"/>
       </w:pPr>
       <w:r>
         <w:t xml:space="preserve">Nunca publique evidencia real, datos de empleados, capturas de producción, secretos ni papeles de trabajo de auditoría.</w:t>
@@ -1750,11 +1750,11 @@
     </w:p>
     <w:p>
       <w:pPr>
-        <w:pStyle w:val="Compact"/>
         <w:numPr>
           <w:ilvl w:val="0"/>
           <w:numId w:val="1021"/>
         </w:numPr>
+        <w:pStyle w:val="Compact"/>
       </w:pPr>
       <w:r>
         <w:t xml:space="preserve">Marque claramente los artefactos ficticios.</w:t>
@@ -1762,18 +1762,18 @@
     </w:p>
     <w:p>
       <w:pPr>
-        <w:pStyle w:val="Compact"/>
         <w:numPr>
           <w:ilvl w:val="0"/>
           <w:numId w:val="1021"/>
         </w:numPr>
+        <w:pStyle w:val="Compact"/>
       </w:pPr>
       <w:r>
         <w:t xml:space="preserve">Explique supuestos, limitaciones y cómo cada control reduce un riesgo.</w:t>
       </w:r>
     </w:p>
-    <w:bookmarkEnd w:id="30"/>
-    <w:bookmarkStart w:id="34" w:name="referencias-oficiales"/>
+    <w:bookmarkEnd w:id="41"/>
+    <w:bookmarkStart w:id="45" w:name="referencias-oficiales"/>
     <w:p>
       <w:pPr>
         <w:pStyle w:val="Heading2"/>
@@ -1784,13 +1784,13 @@
     </w:p>
     <w:p>
       <w:pPr>
-        <w:pStyle w:val="Compact"/>
         <w:numPr>
           <w:ilvl w:val="0"/>
           <w:numId w:val="1022"/>
         </w:numPr>
-      </w:pPr>
-      <w:hyperlink r:id="rId31">
+        <w:pStyle w:val="Compact"/>
+      </w:pPr>
+      <w:hyperlink r:id="rId42">
         <w:r>
           <w:rPr>
             <w:rStyle w:val="Hyperlink"/>
@@ -1801,13 +1801,13 @@
     </w:p>
     <w:p>
       <w:pPr>
-        <w:pStyle w:val="Compact"/>
         <w:numPr>
           <w:ilvl w:val="0"/>
           <w:numId w:val="1022"/>
         </w:numPr>
-      </w:pPr>
-      <w:hyperlink r:id="rId32">
+        <w:pStyle w:val="Compact"/>
+      </w:pPr>
+      <w:hyperlink r:id="rId43">
         <w:r>
           <w:rPr>
             <w:rStyle w:val="Hyperlink"/>
@@ -1818,13 +1818,13 @@
     </w:p>
     <w:p>
       <w:pPr>
-        <w:pStyle w:val="Compact"/>
         <w:numPr>
           <w:ilvl w:val="0"/>
           <w:numId w:val="1022"/>
         </w:numPr>
-      </w:pPr>
-      <w:hyperlink r:id="rId33">
+        <w:pStyle w:val="Compact"/>
+      </w:pPr>
+      <w:hyperlink r:id="rId44">
         <w:r>
           <w:rPr>
             <w:rStyle w:val="Hyperlink"/>
@@ -1833,13 +1833,9 @@
         </w:r>
       </w:hyperlink>
     </w:p>
-    <w:bookmarkEnd w:id="34"/>
-    <w:bookmarkEnd w:id="35"/>
-    <w:sectPr>
-      <w:footnotePr>
-        <w:numRestart w:val="eachSect"/>
-      </w:footnotePr>
-    </w:sectPr>
+    <w:bookmarkEnd w:id="45"/>
+    <w:bookmarkEnd w:id="46"/>
+    <w:sectPr/>
   </w:body>
 </w:document>
 </file>
@@ -1870,14 +1866,14 @@
 <file path=word/numbering.xml><?xml version="1.0" encoding="utf-8"?>
 <w:numbering xmlns:w="http://schemas.openxmlformats.org/wordprocessingml/2006/main">
   <w:abstractNum w:abstractNumId="990">
-    <w:nsid w:val="0000A990"/>
+    <w:nsid w:val="A990"/>
     <w:multiLevelType w:val="multilevel"/>
     <w:lvl w:ilvl="0">
       <w:numFmt w:val="bullet"/>
       <w:lvlText w:val=" "/>
       <w:lvlJc w:val="left"/>
       <w:pPr>
-        <w:ind w:left="720" w:hanging="360"/>
+        <w:ind w:left="720" w:hanging="480"/>
       </w:pPr>
     </w:lvl>
     <w:lvl w:ilvl="1">
@@ -1885,7 +1881,7 @@
       <w:lvlText w:val=" "/>
       <w:lvlJc w:val="left"/>
       <w:pPr>
-        <w:ind w:left="1440" w:hanging="360"/>
+        <w:ind w:left="1440" w:hanging="480"/>
       </w:pPr>
     </w:lvl>
     <w:lvl w:ilvl="2">
@@ -1893,7 +1889,7 @@
       <w:lvlText w:val=" "/>
       <w:lvlJc w:val="left"/>
       <w:pPr>
-        <w:ind w:left="2160" w:hanging="360"/>
+        <w:ind w:left="2160" w:hanging="480"/>
       </w:pPr>
     </w:lvl>
     <w:lvl w:ilvl="3">
@@ -1901,7 +1897,7 @@
       <w:lvlText w:val=" "/>
       <w:lvlJc w:val="left"/>
       <w:pPr>
-        <w:ind w:left="2880" w:hanging="360"/>
+        <w:ind w:left="2880" w:hanging="480"/>
       </w:pPr>
     </w:lvl>
     <w:lvl w:ilvl="4">
@@ -1909,7 +1905,7 @@
       <w:lvlText w:val=" "/>
       <w:lvlJc w:val="left"/>
       <w:pPr>
-        <w:ind w:left="3600" w:hanging="360"/>
+        <w:ind w:left="3600" w:hanging="480"/>
       </w:pPr>
     </w:lvl>
     <w:lvl w:ilvl="5">
@@ -1917,7 +1913,7 @@
       <w:lvlText w:val=" "/>
       <w:lvlJc w:val="left"/>
       <w:pPr>
-        <w:ind w:left="4320" w:hanging="360"/>
+        <w:ind w:left="4320" w:hanging="480"/>
       </w:pPr>
     </w:lvl>
     <w:lvl w:ilvl="6">
@@ -1925,7 +1921,7 @@
       <w:lvlText w:val=" "/>
       <w:lvlJc w:val="left"/>
       <w:pPr>
-        <w:ind w:left="5040" w:hanging="360"/>
+        <w:ind w:left="5040" w:hanging="480"/>
       </w:pPr>
     </w:lvl>
     <w:lvl w:ilvl="7">
@@ -1933,7 +1929,7 @@
       <w:lvlText w:val=" "/>
       <w:lvlJc w:val="left"/>
       <w:pPr>
-        <w:ind w:left="5760" w:hanging="360"/>
+        <w:ind w:left="5760" w:hanging="480"/>
       </w:pPr>
     </w:lvl>
     <w:lvl w:ilvl="8">
@@ -1941,111 +1937,84 @@
       <w:lvlText w:val=" "/>
       <w:lvlJc w:val="left"/>
       <w:pPr>
-        <w:ind w:left="6480" w:hanging="360"/>
+        <w:ind w:left="6480" w:hanging="480"/>
       </w:pPr>
     </w:lvl>
   </w:abstractNum>
   <w:abstractNum w:abstractNumId="991">
-    <w:nsid w:val="0000A991"/>
+    <w:nsid w:val="A991"/>
     <w:multiLevelType w:val="multilevel"/>
     <w:lvl w:ilvl="0">
       <w:numFmt w:val="bullet"/>
-      <w:lvlText w:val=""/>
+      <w:lvlText w:val="•"/>
       <w:lvlJc w:val="left"/>
       <w:pPr>
-        <w:ind w:left="720" w:hanging="360"/>
-      </w:pPr>
-      <w:rPr>
-        <w:rFonts w:ascii="Symbol" w:hAnsi="Symbol" w:cs="Symbol" w:hint="default"/>
-      </w:rPr>
+        <w:ind w:left="720" w:hanging="480"/>
+      </w:pPr>
     </w:lvl>
     <w:lvl w:ilvl="1">
       <w:numFmt w:val="bullet"/>
-      <w:lvlText w:val="o"/>
+      <w:lvlText w:val="–"/>
       <w:lvlJc w:val="left"/>
       <w:pPr>
-        <w:ind w:left="1440" w:hanging="360"/>
-      </w:pPr>
-      <w:rPr>
-        <w:rFonts w:ascii="Courier New" w:hAnsi="Courier New" w:cs="Courier New" w:hint="default"/>
-      </w:rPr>
+        <w:ind w:left="1440" w:hanging="480"/>
+      </w:pPr>
     </w:lvl>
     <w:lvl w:ilvl="2">
       <w:numFmt w:val="bullet"/>
-      <w:lvlText w:val=""/>
+      <w:lvlText w:val="•"/>
       <w:lvlJc w:val="left"/>
       <w:pPr>
-        <w:ind w:left="2160" w:hanging="360"/>
-      </w:pPr>
-      <w:rPr>
-        <w:rFonts w:ascii="Wingdings" w:hAnsi="Wingdings" w:cs="Wingdings" w:hint="default"/>
-      </w:rPr>
+        <w:ind w:left="2160" w:hanging="480"/>
+      </w:pPr>
     </w:lvl>
     <w:lvl w:ilvl="3">
       <w:numFmt w:val="bullet"/>
-      <w:lvlText w:val=""/>
+      <w:lvlText w:val="–"/>
       <w:lvlJc w:val="left"/>
       <w:pPr>
-        <w:ind w:left="2880" w:hanging="360"/>
-      </w:pPr>
-      <w:rPr>
-        <w:rFonts w:ascii="Symbol" w:hAnsi="Symbol" w:cs="Symbol" w:hint="default"/>
-      </w:rPr>
+        <w:ind w:left="2880" w:hanging="480"/>
+      </w:pPr>
     </w:lvl>
     <w:lvl w:ilvl="4">
       <w:numFmt w:val="bullet"/>
-      <w:lvlText w:val="o"/>
+      <w:lvlText w:val="•"/>
       <w:lvlJc w:val="left"/>
       <w:pPr>
-        <w:ind w:left="3600" w:hanging="360"/>
-      </w:pPr>
-      <w:rPr>
-        <w:rFonts w:ascii="Courier New" w:hAnsi="Courier New" w:cs="Courier New" w:hint="default"/>
-      </w:rPr>
+        <w:ind w:left="3600" w:hanging="480"/>
+      </w:pPr>
     </w:lvl>
     <w:lvl w:ilvl="5">
       <w:numFmt w:val="bullet"/>
-      <w:lvlText w:val=""/>
+      <w:lvlText w:val="–"/>
       <w:lvlJc w:val="left"/>
       <w:pPr>
-        <w:ind w:left="4320" w:hanging="360"/>
-      </w:pPr>
-      <w:rPr>
-        <w:rFonts w:ascii="Wingdings" w:hAnsi="Wingdings" w:cs="Wingdings" w:hint="default"/>
-      </w:rPr>
+        <w:ind w:left="4320" w:hanging="480"/>
+      </w:pPr>
     </w:lvl>
     <w:lvl w:ilvl="6">
       <w:numFmt w:val="bullet"/>
-      <w:lvlText w:val=""/>
+      <w:lvlText w:val="•"/>
       <w:lvlJc w:val="left"/>
       <w:pPr>
-        <w:ind w:left="5040" w:hanging="360"/>
-      </w:pPr>
-      <w:rPr>
-        <w:rFonts w:ascii="Symbol" w:hAnsi="Symbol" w:cs="Symbol" w:hint="default"/>
-      </w:rPr>
+        <w:ind w:left="5040" w:hanging="480"/>
+      </w:pPr>
     </w:lvl>
     <w:lvl w:ilvl="7">
       <w:numFmt w:val="bullet"/>
-      <w:lvlText w:val="o"/>
+      <w:lvlText w:val="–"/>
       <w:lvlJc w:val="left"/>
       <w:pPr>
-        <w:ind w:left="5760" w:hanging="360"/>
-      </w:pPr>
-      <w:rPr>
-        <w:rFonts w:ascii="Courier New" w:hAnsi="Courier New" w:cs="Courier New" w:hint="default"/>
-      </w:rPr>
+        <w:ind w:left="5760" w:hanging="480"/>
+      </w:pPr>
     </w:lvl>
     <w:lvl w:ilvl="8">
       <w:numFmt w:val="bullet"/>
-      <w:lvlText w:val=""/>
+      <w:lvlText w:val="•"/>
       <w:lvlJc w:val="left"/>
       <w:pPr>
-        <w:ind w:left="6480" w:hanging="360"/>
-      </w:pPr>
-      <w:rPr>
-        <w:rFonts w:ascii="Wingdings" w:hAnsi="Wingdings" w:cs="Wingdings" w:hint="default"/>
-      </w:rPr>
+        <w:ind w:left="6480" w:hanging="480"/>
+      </w:pPr>
     </w:lvl>
   </w:abstractNum>
   <w:num w:numId="1000">
@@ -2125,10 +2094,10 @@
   <w:docDefaults>
     <w:rPrDefault>
       <w:rPr>
-        <w:rFonts w:asciiTheme="minorHAnsi" w:cstheme="minorBidi" w:eastAsiaTheme="minorEastAsia" w:hAnsiTheme="minorHAnsi"/>
+        <w:rFonts w:asciiTheme="minorHAnsi" w:cstheme="minorBidi" w:eastAsiaTheme="minorHAnsi" w:hAnsiTheme="minorHAnsi"/>
         <w:sz w:val="24"/>
         <w:szCs w:val="24"/>
-        <w:lang w:bidi="ar-SA" w:eastAsia="zh-CN" w:val="en-US"/>
+        <w:lang w:bidi="ar-SA" w:eastAsia="en-US" w:val="en-US"/>
       </w:rPr>
     </w:rPrDefault>
     <w:pPrDefault>
@@ -2146,10 +2115,10 @@
     <w:name w:val="Body Text"/>
     <w:basedOn w:val="Normal"/>
     <w:link w:val="BodyTextChar"/>
-    <w:qFormat/>
     <w:pPr>
       <w:spacing w:after="180" w:before="180"/>
     </w:pPr>
+    <w:qFormat/>
   </w:style>
   <w:style w:customStyle="1" w:styleId="FirstParagraph" w:type="paragraph">
     <w:name w:val="First Paragraph"/>
@@ -2169,94 +2138,57 @@
     <w:name w:val="Title"/>
     <w:basedOn w:val="Normal"/>
     <w:next w:val="BodyText"/>
-    <w:link w:val="TitleChar"/>
-    <w:uiPriority w:val="10"/>
     <w:qFormat/>
-    <w:rsid w:val="00A10FD9"/>
     <w:pPr>
-      <w:spacing w:after="80" w:line="240" w:lineRule="auto"/>
-      <w:contextualSpacing/>
+      <w:keepNext/>
+      <w:keepLines/>
+      <w:spacing w:after="240" w:before="480"/>
       <w:jc w:val="center"/>
     </w:pPr>
     <w:rPr>
       <w:rFonts w:asciiTheme="majorHAnsi" w:cstheme="majorBidi" w:eastAsiaTheme="majorEastAsia" w:hAnsiTheme="majorHAnsi"/>
-      <w:sz w:val="56"/>
-      <w:szCs w:val="56"/>
-    </w:rPr>
-  </w:style>
-  <w:style w:customStyle="1" w:styleId="TitleChar" w:type="character">
-    <w:name w:val="Title Char"/>
-    <w:basedOn w:val="DefaultParagraphFont"/>
-    <w:link w:val="Title"/>
-    <w:uiPriority w:val="10"/>
-    <w:rsid w:val="00A10FD9"/>
-    <w:rPr>
-      <w:rFonts w:asciiTheme="majorHAnsi" w:cstheme="majorBidi" w:eastAsiaTheme="majorEastAsia" w:hAnsiTheme="majorHAnsi"/>
-      <w:sz w:val="56"/>
-      <w:szCs w:val="56"/>
+      <w:b/>
+      <w:bCs/>
+      <w:color w:themeColor="accent1" w:themeShade="B5" w:val="345A8A"/>
+      <w:sz w:val="36"/>
+      <w:szCs w:val="36"/>
     </w:rPr>
   </w:style>
   <w:style w:styleId="Subtitle" w:type="paragraph">
     <w:name w:val="Subtitle"/>
-    <w:basedOn w:val="Title"/>
-    <w:next w:val="BodyText"/>
-    <w:link w:val="SubtitleChar"/>
-    <w:uiPriority w:val="11"/>
-    <w:qFormat/>
-    <w:rsid w:val="00A10FD9"/>
-    <w:pPr>
-      <w:numPr>
-        <w:ilvl w:val="1"/>
-      </w:numPr>
-    </w:pPr>
-    <w:rPr>
-      <w:rFonts w:cstheme="majorBidi" w:eastAsiaTheme="majorEastAsia"/>
-      <w:spacing w:val="15"/>
-      <w:sz w:val="28"/>
-      <w:szCs w:val="28"/>
-    </w:rPr>
-  </w:style>
-  <w:style w:customStyle="1" w:styleId="SubtitleChar" w:type="character">
-    <w:name w:val="Subtitle Char"/>
-    <w:basedOn w:val="DefaultParagraphFont"/>
-    <w:link w:val="Subtitle"/>
-    <w:uiPriority w:val="11"/>
-    <w:rsid w:val="00A10FD9"/>
-    <w:rPr>
-      <w:rFonts w:cstheme="majorBidi" w:eastAsiaTheme="majorEastAsia"/>
-      <w:color w:themeColor="text1" w:themeTint="A6" w:val="595959"/>
-      <w:spacing w:val="15"/>
-      <w:sz w:val="28"/>
-      <w:szCs w:val="28"/>
-    </w:rPr>
-  </w:style>
-  <w:style w:customStyle="1" w:styleId="Author" w:type="paragraph">
-    <w:name w:val="Author"/>
     <w:basedOn w:val="Title"/>
     <w:next w:val="BodyText"/>
     <w:qFormat/>
     <w:pPr>
       <w:keepNext/>
       <w:keepLines/>
+      <w:spacing w:after="240" w:before="240"/>
+      <w:jc w:val="center"/>
     </w:pPr>
     <w:rPr>
-      <w:sz w:val="24"/>
-      <w:szCs w:val="24"/>
-    </w:rPr>
-  </w:style>
-  <w:style w:styleId="Date" w:type="paragraph">
-    <w:name w:val="Date"/>
-    <w:basedOn w:val="Title"/>
+      <w:sz w:val="30"/>
+      <w:szCs w:val="30"/>
+    </w:rPr>
+  </w:style>
+  <w:style w:customStyle="1" w:styleId="Author" w:type="paragraph">
+    <w:name w:val="Author"/>
     <w:next w:val="BodyText"/>
     <w:qFormat/>
     <w:pPr>
       <w:keepNext/>
       <w:keepLines/>
+      <w:jc w:val="center"/>
     </w:pPr>
-    <w:rPr>
-      <w:sz w:val="24"/>
-      <w:szCs w:val="24"/>
-    </w:rPr>
+  </w:style>
+  <w:style w:styleId="Date" w:type="paragraph">
+    <w:name w:val="Date"/>
+    <w:next w:val="BodyText"/>
+    <w:qFormat/>
+    <w:pPr>
+      <w:keepNext/>
+      <w:keepLines/>
+      <w:jc w:val="center"/>
+    </w:pPr>
   </w:style>
   <w:style w:customStyle="1" w:styleId="AbstractTitle" w:type="paragraph">
     <w:name w:val="Abstract Title"/>
@@ -2266,13 +2198,15 @@
     <w:pPr>
       <w:keepNext/>
       <w:keepLines/>
+      <w:jc w:val="center"/>
       <w:spacing w:after="0" w:before="300"/>
-      <w:jc w:val="center"/>
     </w:pPr>
     <w:rPr>
-      <w:b/>
       <w:sz w:val="20"/>
       <w:szCs w:val="20"/>
+      <w:b/>
+      <w:color w:val="345A8A"/>
+      &gt;
     </w:rPr>
   </w:style>
   <w:style w:customStyle="1" w:styleId="Abstract" w:type="paragraph">
@@ -2299,321 +2233,191 @@
     <w:rPr/>
   </w:style>
   <w:style w:styleId="Heading1" w:type="paragraph">
-    <w:name w:val="heading 1"/>
+    <w:name w:val="Heading 1"/>
     <w:basedOn w:val="Normal"/>
     <w:next w:val="BodyText"/>
-    <w:link w:val="Heading1Char"/>
     <w:uiPriority w:val="9"/>
     <w:qFormat/>
-    <w:rsid w:val="00A10FD9"/>
     <w:pPr>
       <w:keepNext/>
       <w:keepLines/>
-      <w:spacing w:after="80" w:before="360"/>
+      <w:spacing w:after="0" w:before="480"/>
       <w:outlineLvl w:val="0"/>
     </w:pPr>
     <w:rPr>
       <w:rFonts w:asciiTheme="majorHAnsi" w:cstheme="majorBidi" w:eastAsiaTheme="majorEastAsia" w:hAnsiTheme="majorHAnsi"/>
-      <w:color w:themeColor="accent1" w:themeShade="BF" w:val="0F4761"/>
-      <w:sz w:val="40"/>
-      <w:szCs w:val="40"/>
+      <w:b/>
+      <w:bCs/>
+      <w:color w:themeColor="accent1" w:val="4F81BD"/>
+      <w:sz w:val="32"/>
+      <w:szCs w:val="32"/>
     </w:rPr>
   </w:style>
   <w:style w:styleId="Heading2" w:type="paragraph">
-    <w:name w:val="heading 2"/>
+    <w:name w:val="Heading 2"/>
     <w:basedOn w:val="Normal"/>
     <w:next w:val="BodyText"/>
-    <w:link w:val="Heading2Char"/>
     <w:uiPriority w:val="9"/>
-    <w:semiHidden/>
     <w:unhideWhenUsed/>
     <w:qFormat/>
-    <w:rsid w:val="00A10FD9"/>
     <w:pPr>
       <w:keepNext/>
       <w:keepLines/>
-      <w:spacing w:after="80" w:before="160"/>
+      <w:spacing w:after="0" w:before="200"/>
       <w:outlineLvl w:val="1"/>
     </w:pPr>
     <w:rPr>
       <w:rFonts w:asciiTheme="majorHAnsi" w:cstheme="majorBidi" w:eastAsiaTheme="majorEastAsia" w:hAnsiTheme="majorHAnsi"/>
-      <w:color w:themeColor="accent1" w:themeShade="BF" w:val="0F4761"/>
-      <w:sz w:val="32"/>
-      <w:szCs w:val="32"/>
+      <w:b/>
+      <w:bCs/>
+      <w:color w:themeColor="accent1" w:val="4F81BD"/>
+      <w:sz w:val="28"/>
+      <w:szCs w:val="28"/>
     </w:rPr>
   </w:style>
   <w:style w:styleId="Heading3" w:type="paragraph">
-    <w:name w:val="heading 3"/>
+    <w:name w:val="Heading 3"/>
     <w:basedOn w:val="Normal"/>
     <w:next w:val="BodyText"/>
-    <w:link w:val="Heading3Char"/>
     <w:uiPriority w:val="9"/>
-    <w:semiHidden/>
     <w:unhideWhenUsed/>
     <w:qFormat/>
-    <w:rsid w:val="00A10FD9"/>
     <w:pPr>
       <w:keepNext/>
       <w:keepLines/>
-      <w:spacing w:after="80" w:before="160"/>
+      <w:spacing w:after="0" w:before="200"/>
       <w:outlineLvl w:val="2"/>
     </w:pPr>
     <w:rPr>
-      <w:rFonts w:cstheme="majorBidi" w:eastAsiaTheme="majorEastAsia"/>
-      <w:color w:themeColor="accent1" w:themeShade="BF" w:val="0F4761"/>
-      <w:sz w:val="28"/>
-      <w:szCs w:val="28"/>
+      <w:rFonts w:asciiTheme="majorHAnsi" w:cstheme="majorBidi" w:eastAsiaTheme="majorEastAsia" w:hAnsiTheme="majorHAnsi"/>
+      <w:b/>
+      <w:bCs/>
+      <w:color w:themeColor="accent1" w:val="4F81BD"/>
+      <w:sz w:val="24"/>
+      <w:szCs w:val="24"/>
     </w:rPr>
   </w:style>
   <w:style w:styleId="Heading4" w:type="paragraph">
-    <w:name w:val="heading 4"/>
+    <w:name w:val="Heading 4"/>
     <w:basedOn w:val="Normal"/>
     <w:next w:val="BodyText"/>
-    <w:link w:val="Heading4Char"/>
     <w:uiPriority w:val="9"/>
-    <w:semiHidden/>
     <w:unhideWhenUsed/>
     <w:qFormat/>
-    <w:rsid w:val="00A10FD9"/>
     <w:pPr>
       <w:keepNext/>
       <w:keepLines/>
-      <w:spacing w:after="40" w:before="80"/>
+      <w:spacing w:after="0" w:before="200"/>
       <w:outlineLvl w:val="3"/>
     </w:pPr>
     <w:rPr>
-      <w:rFonts w:cstheme="majorBidi" w:eastAsiaTheme="majorEastAsia"/>
+      <w:rFonts w:asciiTheme="majorHAnsi" w:cstheme="majorBidi" w:eastAsiaTheme="majorEastAsia" w:hAnsiTheme="majorHAnsi"/>
       <w:i/>
-      <w:iCs/>
-      <w:color w:themeColor="accent1" w:themeShade="BF" w:val="0F4761"/>
+      <w:bCs/>
+      <w:color w:themeColor="accent1" w:val="4F81BD"/>
+      <w:sz w:val="24"/>
+      <w:szCs w:val="24"/>
     </w:rPr>
   </w:style>
   <w:style w:styleId="Heading5" w:type="paragraph">
-    <w:name w:val="heading 5"/>
+    <w:name w:val="Heading 5"/>
     <w:basedOn w:val="Normal"/>
     <w:next w:val="BodyText"/>
-    <w:link w:val="Heading5Char"/>
     <w:uiPriority w:val="9"/>
-    <w:semiHidden/>
     <w:unhideWhenUsed/>
     <w:qFormat/>
-    <w:rsid w:val="00A10FD9"/>
     <w:pPr>
       <w:keepNext/>
       <w:keepLines/>
-      <w:spacing w:after="40" w:before="80"/>
+      <w:spacing w:after="0" w:before="200"/>
       <w:outlineLvl w:val="4"/>
     </w:pPr>
     <w:rPr>
-      <w:rFonts w:cstheme="majorBidi" w:eastAsiaTheme="majorEastAsia"/>
-      <w:color w:themeColor="accent1" w:themeShade="BF" w:val="0F4761"/>
+      <w:rFonts w:asciiTheme="majorHAnsi" w:cstheme="majorBidi" w:eastAsiaTheme="majorEastAsia" w:hAnsiTheme="majorHAnsi"/>
+      <w:iCs/>
+      <w:color w:themeColor="accent1" w:val="4F81BD"/>
+      <w:sz w:val="24"/>
+      <w:szCs w:val="24"/>
     </w:rPr>
   </w:style>
   <w:style w:styleId="Heading6" w:type="paragraph">
-    <w:name w:val="heading 6"/>
+    <w:name w:val="Heading 6"/>
     <w:basedOn w:val="Normal"/>
     <w:next w:val="BodyText"/>
-    <w:link w:val="Heading6Char"/>
     <w:uiPriority w:val="9"/>
-    <w:semiHidden/>
     <w:unhideWhenUsed/>
     <w:qFormat/>
-    <w:rsid w:val="00A10FD9"/>
     <w:pPr>
       <w:keepNext/>
       <w:keepLines/>
-      <w:spacing w:after="0" w:before="40"/>
+      <w:spacing w:after="0" w:before="200"/>
       <w:outlineLvl w:val="5"/>
     </w:pPr>
     <w:rPr>
-      <w:rFonts w:cstheme="majorBidi" w:eastAsiaTheme="majorEastAsia"/>
-      <w:i/>
-      <w:iCs/>
-      <w:color w:themeColor="text1" w:themeTint="A6" w:val="595959"/>
+      <w:rFonts w:asciiTheme="majorHAnsi" w:cstheme="majorBidi" w:eastAsiaTheme="majorEastAsia" w:hAnsiTheme="majorHAnsi"/>
+      <w:color w:themeColor="accent1" w:val="4F81BD"/>
+      <w:sz w:val="24"/>
+      <w:szCs w:val="24"/>
     </w:rPr>
   </w:style>
   <w:style w:styleId="Heading7" w:type="paragraph">
-    <w:name w:val="heading 7"/>
+    <w:name w:val="Heading 7"/>
     <w:basedOn w:val="Normal"/>
     <w:next w:val="BodyText"/>
-    <w:link w:val="Heading7Char"/>
     <w:uiPriority w:val="9"/>
-    <w:semiHidden/>
     <w:unhideWhenUsed/>
     <w:qFormat/>
-    <w:rsid w:val="00A10FD9"/>
     <w:pPr>
       <w:keepNext/>
       <w:keepLines/>
-      <w:spacing w:after="0" w:before="40"/>
+      <w:spacing w:after="0" w:before="200"/>
       <w:outlineLvl w:val="6"/>
     </w:pPr>
     <w:rPr>
-      <w:rFonts w:cstheme="majorBidi" w:eastAsiaTheme="majorEastAsia"/>
-      <w:color w:themeColor="text1" w:themeTint="A6" w:val="595959"/>
+      <w:rFonts w:asciiTheme="majorHAnsi" w:cstheme="majorBidi" w:eastAsiaTheme="majorEastAsia" w:hAnsiTheme="majorHAnsi"/>
+      <w:color w:themeColor="accent1" w:val="4F81BD"/>
+      <w:sz w:val="24"/>
+      <w:szCs w:val="24"/>
     </w:rPr>
   </w:style>
   <w:style w:styleId="Heading8" w:type="paragraph">
-    <w:name w:val="heading 8"/>
+    <w:name w:val="Heading 8"/>
     <w:basedOn w:val="Normal"/>
     <w:next w:val="BodyText"/>
-    <w:link w:val="Heading8Char"/>
     <w:uiPriority w:val="9"/>
-    <w:semiHidden/>
     <w:unhideWhenUsed/>
     <w:qFormat/>
-    <w:rsid w:val="00A10FD9"/>
     <w:pPr>
       <w:keepNext/>
       <w:keepLines/>
-      <w:spacing w:after="0"/>
+      <w:spacing w:after="0" w:before="200"/>
       <w:outlineLvl w:val="7"/>
     </w:pPr>
     <w:rPr>
-      <w:rFonts w:cstheme="majorBidi" w:eastAsiaTheme="majorEastAsia"/>
-      <w:i/>
-      <w:iCs/>
-      <w:color w:themeColor="text1" w:themeTint="D8" w:val="272727"/>
+      <w:rFonts w:asciiTheme="majorHAnsi" w:cstheme="majorBidi" w:eastAsiaTheme="majorEastAsia" w:hAnsiTheme="majorHAnsi"/>
+      <w:color w:themeColor="accent1" w:val="4F81BD"/>
+      <w:sz w:val="24"/>
+      <w:szCs w:val="24"/>
     </w:rPr>
   </w:style>
   <w:style w:styleId="Heading9" w:type="paragraph">
-    <w:name w:val="heading 9"/>
+    <w:name w:val="Heading 9"/>
     <w:basedOn w:val="Normal"/>
     <w:next w:val="BodyText"/>
-    <w:link w:val="Heading9Char"/>
     <w:uiPriority w:val="9"/>
-    <w:semiHidden/>
     <w:unhideWhenUsed/>
     <w:qFormat/>
-    <w:rsid w:val="00A10FD9"/>
     <w:pPr>
       <w:keepNext/>
       <w:keepLines/>
-      <w:spacing w:after="0"/>
+      <w:spacing w:after="0" w:before="200"/>
       <w:outlineLvl w:val="8"/>
     </w:pPr>
     <w:rPr>
-      <w:rFonts w:cstheme="majorBidi" w:eastAsiaTheme="majorEastAsia"/>
-      <w:color w:themeColor="text1" w:themeTint="D8" w:val="272727"/>
-    </w:rPr>
-  </w:style>
-  <w:style w:customStyle="1" w:styleId="Heading1Char" w:type="character">
-    <w:name w:val="Heading 1 Char"/>
-    <w:basedOn w:val="DefaultParagraphFont"/>
-    <w:link w:val="Heading1"/>
-    <w:uiPriority w:val="9"/>
-    <w:rsid w:val="00A10FD9"/>
-    <w:rPr>
       <w:rFonts w:asciiTheme="majorHAnsi" w:cstheme="majorBidi" w:eastAsiaTheme="majorEastAsia" w:hAnsiTheme="majorHAnsi"/>
-      <w:color w:themeColor="accent1" w:themeShade="BF" w:val="0F4761"/>
-      <w:sz w:val="40"/>
-      <w:szCs w:val="40"/>
-    </w:rPr>
-  </w:style>
-  <w:style w:customStyle="1" w:styleId="Heading2Char" w:type="character">
-    <w:name w:val="Heading 2 Char"/>
-    <w:basedOn w:val="DefaultParagraphFont"/>
-    <w:link w:val="Heading2"/>
-    <w:uiPriority w:val="9"/>
-    <w:semiHidden/>
-    <w:rsid w:val="00A10FD9"/>
-    <w:rPr>
-      <w:rFonts w:asciiTheme="majorHAnsi" w:cstheme="majorBidi" w:eastAsiaTheme="majorEastAsia" w:hAnsiTheme="majorHAnsi"/>
-      <w:color w:themeColor="accent1" w:themeShade="BF" w:val="0F4761"/>
-      <w:sz w:val="32"/>
-      <w:szCs w:val="32"/>
-    </w:rPr>
-  </w:style>
-  <w:style w:customStyle="1" w:styleId="Heading3Char" w:type="character">
-    <w:name w:val="Heading 3 Char"/>
-    <w:basedOn w:val="DefaultParagraphFont"/>
-    <w:link w:val="Heading3"/>
-    <w:uiPriority w:val="9"/>
-    <w:semiHidden/>
-    <w:rsid w:val="00A10FD9"/>
-    <w:rPr>
-      <w:rFonts w:cstheme="majorBidi" w:eastAsiaTheme="majorEastAsia"/>
-      <w:color w:themeColor="accent1" w:themeShade="BF" w:val="0F4761"/>
-      <w:sz w:val="28"/>
-      <w:szCs w:val="28"/>
-    </w:rPr>
-  </w:style>
-  <w:style w:customStyle="1" w:styleId="Heading4Char" w:type="character">
-    <w:name w:val="Heading 4 Char"/>
-    <w:basedOn w:val="DefaultParagraphFont"/>
-    <w:link w:val="Heading4"/>
-    <w:uiPriority w:val="9"/>
-    <w:semiHidden/>
-    <w:rsid w:val="00A10FD9"/>
-    <w:rPr>
-      <w:rFonts w:cstheme="majorBidi" w:eastAsiaTheme="majorEastAsia"/>
-      <w:i/>
-      <w:iCs/>
-      <w:color w:themeColor="accent1" w:themeShade="BF" w:val="0F4761"/>
-    </w:rPr>
-  </w:style>
-  <w:style w:customStyle="1" w:styleId="Heading5Char" w:type="character">
-    <w:name w:val="Heading 5 Char"/>
-    <w:basedOn w:val="DefaultParagraphFont"/>
-    <w:link w:val="Heading5"/>
-    <w:uiPriority w:val="9"/>
-    <w:semiHidden/>
-    <w:rsid w:val="00A10FD9"/>
-    <w:rPr>
-      <w:rFonts w:cstheme="majorBidi" w:eastAsiaTheme="majorEastAsia"/>
-      <w:color w:themeColor="accent1" w:themeShade="BF" w:val="0F4761"/>
-    </w:rPr>
-  </w:style>
-  <w:style w:customStyle="1" w:styleId="Heading6Char" w:type="character">
-    <w:name w:val="Heading 6 Char"/>
-    <w:basedOn w:val="DefaultParagraphFont"/>
-    <w:link w:val="Heading6"/>
-    <w:uiPriority w:val="9"/>
-    <w:semiHidden/>
-    <w:rsid w:val="00A10FD9"/>
-    <w:rPr>
-      <w:rFonts w:cstheme="majorBidi" w:eastAsiaTheme="majorEastAsia"/>
-      <w:i/>
-      <w:iCs/>
-      <w:color w:themeColor="text1" w:themeTint="A6" w:val="595959"/>
-    </w:rPr>
-  </w:style>
-  <w:style w:customStyle="1" w:styleId="Heading7Char" w:type="character">
-    <w:name w:val="Heading 7 Char"/>
-    <w:basedOn w:val="DefaultParagraphFont"/>
-    <w:link w:val="Heading7"/>
-    <w:uiPriority w:val="9"/>
-    <w:semiHidden/>
-    <w:rsid w:val="00A10FD9"/>
-    <w:rPr>
-      <w:rFonts w:cstheme="majorBidi" w:eastAsiaTheme="majorEastAsia"/>
-      <w:color w:themeColor="text1" w:themeTint="A6" w:val="595959"/>
-    </w:rPr>
-  </w:style>
-  <w:style w:customStyle="1" w:styleId="Heading8Char" w:type="character">
-    <w:name w:val="Heading 8 Char"/>
-    <w:basedOn w:val="DefaultParagraphFont"/>
-    <w:link w:val="Heading8"/>
-    <w:uiPriority w:val="9"/>
-    <w:semiHidden/>
-    <w:rsid w:val="00A10FD9"/>
-    <w:rPr>
-      <w:rFonts w:cstheme="majorBidi" w:eastAsiaTheme="majorEastAsia"/>
-      <w:i/>
-      <w:iCs/>
-      <w:color w:themeColor="text1" w:themeTint="D8" w:val="272727"/>
-    </w:rPr>
-  </w:style>
-  <w:style w:customStyle="1" w:styleId="Heading9Char" w:type="character">
-    <w:name w:val="Heading 9 Char"/>
-    <w:basedOn w:val="DefaultParagraphFont"/>
-    <w:link w:val="Heading9"/>
-    <w:uiPriority w:val="9"/>
-    <w:semiHidden/>
-    <w:rsid w:val="00A10FD9"/>
-    <w:rPr>
-      <w:rFonts w:cstheme="majorBidi" w:eastAsiaTheme="majorEastAsia"/>
-      <w:color w:themeColor="text1" w:themeTint="D8" w:val="272727"/>
+      <w:color w:themeColor="accent1" w:val="4F81BD"/>
+      <w:sz w:val="24"/>
+      <w:szCs w:val="24"/>
     </w:rPr>
   </w:style>
   <w:style w:styleId="BlockText" w:type="paragraph">
@@ -2635,18 +2439,6 @@
     <w:uiPriority w:val="9"/>
     <w:unhideWhenUsed/>
     <w:qFormat/>
-  </w:style>
-  <w:style w:styleId="FootnoteBlockText" w:type="paragraph">
-    <w:name w:val="Footnote Block Text"/>
-    <w:basedOn w:val="FootnoteText"/>
-    <w:next w:val="FootnoteText"/>
-    <w:uiPriority w:val="9"/>
-    <w:unhideWhenUsed/>
-    <w:qFormat/>
-    <w:pPr>
-      <w:spacing w:after="100" w:before="100"/>
-      <w:ind w:firstLine="0" w:left="480" w:right="480"/>
-    </w:pPr>
   </w:style>
   <w:style w:default="1" w:styleId="DefaultParagraphFont" w:type="character">
     <w:name w:val="Default Paragraph Font"/>
@@ -2669,11 +2461,18 @@
       </w:tblCellMar>
     </w:tblPr>
     <w:tblStylePr w:type="firstRow">
+      <w:tblPr>
+        <w:jc w:val="left"/>
+        <w:tblInd w:type="dxa" w:w="0"/>
+      </w:tblPr>
+      <w:trPr>
+        <w:jc w:val="left"/>
+      </w:trPr>
       <w:tcPr>
+        <w:vAlign w:val="bottom"/>
         <w:tcBorders>
           <w:bottom w:val="single"/>
         </w:tcBorders>
-        <w:vAlign w:val="bottom"/>
       </w:tcPr>
     </w:tblStylePr>
   </w:style>
@@ -2788,8 +2587,8 @@
     <w:name w:val="KeywordTok"/>
     <w:basedOn w:val="VerbatimChar"/>
     <w:rPr>
+      <w:color w:val="007020"/>
       <w:b/>
-      <w:color w:val="007020"/>
     </w:rPr>
   </w:style>
   <w:style w:type="character" w:customStyle="1" w:styleId="DataTypeTok">
@@ -2866,42 +2665,42 @@
     <w:name w:val="ImportTok"/>
     <w:basedOn w:val="VerbatimChar"/>
     <w:rPr>
+      <w:color w:val="008000"/>
       <w:b/>
-      <w:color w:val="008000"/>
     </w:rPr>
   </w:style>
   <w:style w:type="character" w:customStyle="1" w:styleId="CommentTok">
     <w:name w:val="CommentTok"/>
     <w:basedOn w:val="VerbatimChar"/>
     <w:rPr>
+      <w:color w:val="60a0b0"/>
       <w:i/>
-      <w:color w:val="60a0b0"/>
     </w:rPr>
   </w:style>
   <w:style w:type="character" w:customStyle="1" w:styleId="DocumentationTok">
     <w:name w:val="DocumentationTok"/>
     <w:basedOn w:val="VerbatimChar"/>
     <w:rPr>
+      <w:color w:val="ba2121"/>
       <w:i/>
-      <w:color w:val="ba2121"/>
     </w:rPr>
   </w:style>
   <w:style w:type="character" w:customStyle="1" w:styleId="AnnotationTok">
     <w:name w:val="AnnotationTok"/>
     <w:basedOn w:val="VerbatimChar"/>
     <w:rPr>
+      <w:color w:val="60a0b0"/>
       <w:b/>
       <w:i/>
-      <w:color w:val="60a0b0"/>
     </w:rPr>
   </w:style>
   <w:style w:type="character" w:customStyle="1" w:styleId="CommentVarTok">
     <w:name w:val="CommentVarTok"/>
     <w:basedOn w:val="VerbatimChar"/>
     <w:rPr>
+      <w:color w:val="60a0b0"/>
       <w:b/>
       <w:i/>
-      <w:color w:val="60a0b0"/>
     </w:rPr>
   </w:style>
   <w:style w:type="character" w:customStyle="1" w:styleId="OtherTok">
@@ -2929,8 +2728,8 @@
     <w:name w:val="ControlFlowTok"/>
     <w:basedOn w:val="VerbatimChar"/>
     <w:rPr>
+      <w:color w:val="007020"/>
       <w:b/>
-      <w:color w:val="007020"/>
     </w:rPr>
   </w:style>
   <w:style w:type="character" w:customStyle="1" w:styleId="OperatorTok">
@@ -2975,34 +2774,34 @@
     <w:name w:val="InformationTok"/>
     <w:basedOn w:val="VerbatimChar"/>
     <w:rPr>
+      <w:color w:val="60a0b0"/>
       <w:b/>
       <w:i/>
-      <w:color w:val="60a0b0"/>
     </w:rPr>
   </w:style>
   <w:style w:type="character" w:customStyle="1" w:styleId="WarningTok">
     <w:name w:val="WarningTok"/>
     <w:basedOn w:val="VerbatimChar"/>
     <w:rPr>
+      <w:color w:val="60a0b0"/>
       <w:b/>
       <w:i/>
-      <w:color w:val="60a0b0"/>
     </w:rPr>
   </w:style>
   <w:style w:type="character" w:customStyle="1" w:styleId="AlertTok">
     <w:name w:val="AlertTok"/>
     <w:basedOn w:val="VerbatimChar"/>
     <w:rPr>
+      <w:color w:val="ff0000"/>
       <w:b/>
-      <w:color w:val="ff0000"/>
     </w:rPr>
   </w:style>
   <w:style w:type="character" w:customStyle="1" w:styleId="ErrorTok">
     <w:name w:val="ErrorTok"/>
     <w:basedOn w:val="VerbatimChar"/>
     <w:rPr>
+      <w:color w:val="ff0000"/>
       <w:b/>
-      <w:color w:val="ff0000"/>
     </w:rPr>
   </w:style>
   <w:style w:type="character" w:customStyle="1" w:styleId="NormalTok">
@@ -3024,44 +2823,44 @@
         <a:sysClr val="window" lastClr="FFFFFF"/>
       </a:lt1>
       <a:dk2>
-        <a:srgbClr val="0E2841"/>
+        <a:srgbClr val="1F497D"/>
       </a:dk2>
       <a:lt2>
-        <a:srgbClr val="E8E8E8"/>
+        <a:srgbClr val="EEECE1"/>
       </a:lt2>
       <a:accent1>
-        <a:srgbClr val="156082"/>
+        <a:srgbClr val="4F81BD"/>
       </a:accent1>
       <a:accent2>
-        <a:srgbClr val="E97132"/>
+        <a:srgbClr val="C0504D"/>
       </a:accent2>
       <a:accent3>
-        <a:srgbClr val="196B24"/>
+        <a:srgbClr val="9BBB59"/>
       </a:accent3>
       <a:accent4>
-        <a:srgbClr val="0F9ED5"/>
+        <a:srgbClr val="8064A2"/>
       </a:accent4>
       <a:accent5>
-        <a:srgbClr val="A02B93"/>
+        <a:srgbClr val="4BACC6"/>
       </a:accent5>
       <a:accent6>
-        <a:srgbClr val="4EA72E"/>
+        <a:srgbClr val="F79646"/>
       </a:accent6>
       <a:hlink>
-        <a:srgbClr val="467886"/>
+        <a:srgbClr val="0000FF"/>
       </a:hlink>
       <a:folHlink>
-        <a:srgbClr val="96607D"/>
+        <a:srgbClr val="800080"/>
       </a:folHlink>
     </a:clrScheme>
     <a:fontScheme name="Office">
       <a:majorFont>
-        <a:latin typeface="Aptos Display" panose="02110004020202020204"/>
+        <a:latin typeface="Calibri"/>
         <a:ea typeface=""/>
         <a:cs typeface=""/>
-        <a:font script="Jpan" typeface="游ゴシック Light"/>
+        <a:font script="Jpan" typeface="ＭＳ ゴシック"/>
         <a:font script="Hang" typeface="맑은 고딕"/>
-        <a:font script="Hans" typeface="等线 Light"/>
+        <a:font script="Hans" typeface="宋体"/>
         <a:font script="Hant" typeface="新細明體"/>
         <a:font script="Arab" typeface="Times New Roman"/>
         <a:font script="Hebr" typeface="Times New Roman"/>
@@ -3088,32 +2887,14 @@
         <a:font script="Mong" typeface="Mongolian Baiti"/>
         <a:font script="Viet" typeface="Times New Roman"/>
         <a:font script="Uigh" typeface="Microsoft Uighur"/>
-        <a:font script="Geor" typeface="Sylfaen"/>
-        <a:font script="Armn" typeface="Arial"/>
-        <a:font script="Bugi" typeface="Leelawadee UI"/>
-        <a:font script="Bopo" typeface="Microsoft JhengHei"/>
-        <a:font script="Java" typeface="Javanese Text"/>
-        <a:font script="Lisu" typeface="Segoe UI"/>
-        <a:font script="Mymr" typeface="Myanmar Text"/>
-        <a:font script="Nkoo" typeface="Ebrima"/>
-        <a:font script="Olck" typeface="Nirmala UI"/>
-        <a:font script="Osma" typeface="Ebrima"/>
-        <a:font script="Phag" typeface="Phagspa"/>
-        <a:font script="Syrn" typeface="Estrangelo Edessa"/>
-        <a:font script="Syrj" typeface="Estrangelo Edessa"/>
-        <a:font script="Syre" typeface="Estrangelo Edessa"/>
-        <a:font script="Sora" typeface="Nirmala UI"/>
-        <a:font script="Tale" typeface="Microsoft Tai Le"/>
-        <a:font script="Talu" typeface="Microsoft New Tai Lue"/>
-        <a:font script="Tfng" typeface="Ebrima"/>
       </a:majorFont>
       <a:minorFont>
-        <a:latin typeface="Aptos" panose="02110004020202020204"/>
+        <a:latin typeface="Cambria"/>
         <a:ea typeface=""/>
         <a:cs typeface=""/>
-        <a:font script="Jpan" typeface="游明朝"/>
+        <a:font script="Jpan" typeface="ＭＳ 明朝"/>
         <a:font script="Hang" typeface="맑은 고딕"/>
-        <a:font script="Hans" typeface="等线"/>
+        <a:font script="Hans" typeface="宋体"/>
         <a:font script="Hant" typeface="新細明體"/>
         <a:font script="Arab" typeface="Arial"/>
         <a:font script="Hebr" typeface="Arial"/>
@@ -3140,24 +2921,6 @@
         <a:font script="Mong" typeface="Mongolian Baiti"/>
         <a:font script="Viet" typeface="Arial"/>
         <a:font script="Uigh" typeface="Microsoft Uighur"/>
-        <a:font script="Geor" typeface="Sylfaen"/>
-        <a:font script="Armn" typeface="Arial"/>
-        <a:font script="Bugi" typeface="Leelawadee UI"/>
-        <a:font script="Bopo" typeface="Microsoft JhengHei"/>
-        <a:font script="Java" typeface="Javanese Text"/>
-        <a:font script="Lisu" typeface="Segoe UI"/>
-        <a:font script="Mymr" typeface="Myanmar Text"/>
-        <a:font script="Nkoo" typeface="Ebrima"/>
-        <a:font script="Olck" typeface="Nirmala UI"/>
-        <a:font script="Osma" typeface="Ebrima"/>
-        <a:font script="Phag" typeface="Phagspa"/>
-        <a:font script="Syrn" typeface="Estrangelo Edessa"/>
-        <a:font script="Syrj" typeface="Estrangelo Edessa"/>
-        <a:font script="Syre" typeface="Estrangelo Edessa"/>
-        <a:font script="Sora" typeface="Nirmala UI"/>
-        <a:font script="Tale" typeface="Microsoft Tai Le"/>
-        <a:font script="Talu" typeface="Microsoft New Tai Lue"/>
-        <a:font script="Tfng" typeface="Ebrima"/>
       </a:minorFont>
     </a:fontScheme>
     <a:fmtScheme name="Office">
@@ -3169,141 +2932,200 @@
           <a:gsLst>
             <a:gs pos="0">
               <a:schemeClr val="phClr">
-                <a:lumMod val="110000"/>
-                <a:satMod val="105000"/>
-                <a:tint val="67000"/>
+                <a:tint val="50000"/>
+                <a:satMod val="300000"/>
               </a:schemeClr>
             </a:gs>
-            <a:gs pos="50000">
+            <a:gs pos="35000">
               <a:schemeClr val="phClr">
-                <a:lumMod val="105000"/>
-                <a:satMod val="103000"/>
-                <a:tint val="73000"/>
+                <a:tint val="37000"/>
+                <a:satMod val="300000"/>
               </a:schemeClr>
             </a:gs>
             <a:gs pos="100000">
               <a:schemeClr val="phClr">
-                <a:lumMod val="105000"/>
-                <a:satMod val="109000"/>
-                <a:tint val="81000"/>
+                <a:tint val="15000"/>
+                <a:satMod val="350000"/>
               </a:schemeClr>
             </a:gs>
           </a:gsLst>
-          <a:lin ang="5400000" scaled="0"/>
+          <a:lin ang="16200000" scaled="1"/>
         </a:gradFill>
         <a:gradFill rotWithShape="1">
           <a:gsLst>
             <a:gs pos="0">
               <a:schemeClr val="phClr">
-                <a:satMod val="103000"/>
-                <a:lumMod val="102000"/>
-                <a:tint val="94000"/>
-              </a:schemeClr>
-            </a:gs>
-            <a:gs pos="50000">
-              <a:schemeClr val="phClr">
-                <a:satMod val="110000"/>
-                <a:lumMod val="100000"/>
+                <a:tint val="100000"/>
                 <a:shade val="100000"/>
+                <a:satMod val="130000"/>
               </a:schemeClr>
             </a:gs>
             <a:gs pos="100000">
               <a:schemeClr val="phClr">
-                <a:lumMod val="99000"/>
-                <a:satMod val="120000"/>
-                <a:shade val="78000"/>
+                <a:tint val="50000"/>
+                <a:shade val="100000"/>
+                <a:satMod val="350000"/>
               </a:schemeClr>
             </a:gs>
           </a:gsLst>
-          <a:lin ang="5400000" scaled="0"/>
+          <a:lin ang="16200000" scaled="0"/>
         </a:gradFill>
       </a:fillStyleLst>
       <a:lnStyleLst>
-        <a:ln w="6350" cap="flat" cmpd="sng" algn="ctr">
+        <a:ln w="9525" cap="flat" cmpd="sng" algn="ctr">
+          <a:solidFill>
+            <a:schemeClr val="phClr">
+              <a:shade val="95000"/>
+              <a:satMod val="105000"/>
+            </a:schemeClr>
+          </a:solidFill>
+          <a:prstDash val="solid"/>
+        </a:ln>
+        <a:ln w="25400" cap="flat" cmpd="sng" algn="ctr">
           <a:solidFill>
             <a:schemeClr val="phClr"/>
           </a:solidFill>
           <a:prstDash val="solid"/>
-          <a:miter lim="800000"/>
         </a:ln>
-        <a:ln w="12700" cap="flat" cmpd="sng" algn="ctr">
+        <a:ln w="38100" cap="flat" cmpd="sng" algn="ctr">
           <a:solidFill>
             <a:schemeClr val="phClr"/>
           </a:solidFill>
           <a:prstDash val="solid"/>
-          <a:miter lim="800000"/>
-        </a:ln>
-        <a:ln w="19050" cap="flat" cmpd="sng" algn="ctr">
-          <a:solidFill>
-            <a:schemeClr val="phClr"/>
-          </a:solidFill>
-          <a:prstDash val="solid"/>
-          <a:miter lim="800000"/>
         </a:ln>
       </a:lnStyleLst>
       <a:effectStyleLst>
         <a:effectStyle>
-          <a:effectLst/>
-        </a:effectStyle>
-        <a:effectStyle>
-          <a:effectLst/>
+          <a:effectLst>
+            <a:outerShdw blurRad="40000" dist="20000" dir="5400000" rotWithShape="0">
+              <a:srgbClr val="000000">
+                <a:alpha val="38000"/>
+              </a:srgbClr>
+            </a:outerShdw>
+          </a:effectLst>
         </a:effectStyle>
         <a:effectStyle>
           <a:effectLst>
-            <a:outerShdw blurRad="57150" dist="19050" dir="5400000" algn="ctr" rotWithShape="0">
+            <a:outerShdw blurRad="40000" dist="23000" dir="5400000" rotWithShape="0">
               <a:srgbClr val="000000">
-                <a:alpha val="63000"/>
+                <a:alpha val="35000"/>
               </a:srgbClr>
             </a:outerShdw>
           </a:effectLst>
+        </a:effectStyle>
+        <a:effectStyle>
+          <a:effectLst>
+            <a:outerShdw blurRad="40000" dist="23000" dir="5400000" rotWithShape="0">
+              <a:srgbClr val="000000">
+                <a:alpha val="35000"/>
+              </a:srgbClr>
+            </a:outerShdw>
+          </a:effectLst>
+          <a:scene3d>
+            <a:camera prst="orthographicFront">
+              <a:rot lat="0" lon="0" rev="0"/>
+            </a:camera>
+            <a:lightRig rig="threePt" dir="t">
+              <a:rot lat="0" lon="0" rev="1200000"/>
+            </a:lightRig>
+          </a:scene3d>
+          <a:sp3d>
+            <a:bevelT w="63500" h="25400"/>
+          </a:sp3d>
         </a:effectStyle>
       </a:effectStyleLst>
       <a:bgFillStyleLst>
         <a:solidFill>
           <a:schemeClr val="phClr"/>
         </a:solidFill>
-        <a:solidFill>
-          <a:schemeClr val="phClr">
-            <a:tint val="95000"/>
-            <a:satMod val="170000"/>
-          </a:schemeClr>
-        </a:solidFill>
         <a:gradFill rotWithShape="1">
           <a:gsLst>
             <a:gs pos="0">
               <a:schemeClr val="phClr">
-                <a:tint val="93000"/>
-                <a:satMod val="150000"/>
-                <a:shade val="98000"/>
-                <a:lumMod val="102000"/>
+                <a:tint val="40000"/>
+                <a:satMod val="350000"/>
               </a:schemeClr>
             </a:gs>
-            <a:gs pos="50000">
+            <a:gs pos="40000">
               <a:schemeClr val="phClr">
-                <a:tint val="98000"/>
-                <a:satMod val="130000"/>
-                <a:shade val="90000"/>
-                <a:lumMod val="103000"/>
+                <a:tint val="45000"/>
+                <a:shade val="99000"/>
+                <a:satMod val="350000"/>
               </a:schemeClr>
             </a:gs>
             <a:gs pos="100000">
               <a:schemeClr val="phClr">
-                <a:shade val="63000"/>
-                <a:satMod val="120000"/>
+                <a:shade val="20000"/>
+                <a:satMod val="255000"/>
               </a:schemeClr>
             </a:gs>
           </a:gsLst>
-          <a:lin ang="5400000" scaled="0"/>
+          <a:path path="circle">
+            <a:fillToRect l="50000" t="-80000" r="50000" b="180000"/>
+          </a:path>
+        </a:gradFill>
+        <a:gradFill rotWithShape="1">
+          <a:gsLst>
+            <a:gs pos="0">
+              <a:schemeClr val="phClr">
+                <a:tint val="80000"/>
+                <a:satMod val="300000"/>
+              </a:schemeClr>
+            </a:gs>
+            <a:gs pos="100000">
+              <a:schemeClr val="phClr">
+                <a:shade val="30000"/>
+                <a:satMod val="200000"/>
+              </a:schemeClr>
+            </a:gs>
+          </a:gsLst>
+          <a:path path="circle">
+            <a:fillToRect l="50000" t="50000" r="50000" b="50000"/>
+          </a:path>
         </a:gradFill>
       </a:bgFillStyleLst>
     </a:fmtScheme>
   </a:themeElements>
-  <a:objectDefaults/>
+  <a:objectDefaults>
+    <a:spDef>
+      <a:spPr/>
+      <a:bodyPr/>
+      <a:lstStyle/>
+      <a:style>
+        <a:lnRef idx="1">
+          <a:schemeClr val="accent1"/>
+        </a:lnRef>
+        <a:fillRef idx="3">
+          <a:schemeClr val="accent1"/>
+        </a:fillRef>
+        <a:effectRef idx="2">
+          <a:schemeClr val="accent1"/>
+        </a:effectRef>
+        <a:fontRef idx="minor">
+          <a:schemeClr val="lt1"/>
+        </a:fontRef>
+      </a:style>
+    </a:spDef>
+    <a:lnDef>
+      <a:spPr/>
+      <a:bodyPr/>
+      <a:lstStyle/>
+      <a:style>
+        <a:lnRef idx="2">
+          <a:schemeClr val="accent1"/>
+        </a:lnRef>
+        <a:fillRef idx="0">
+          <a:schemeClr val="accent1"/>
+        </a:fillRef>
+        <a:effectRef idx="1">
+          <a:schemeClr val="accent1"/>
+        </a:effectRef>
+        <a:fontRef idx="minor">
+          <a:schemeClr val="tx1"/>
+        </a:fontRef>
+      </a:style>
+    </a:lnDef>
+  </a:objectDefaults>
   <a:extraClrSchemeLst/>
-  <a:extLst>
-    <a:ext uri="{05A4C25C-085E-4340-85A3-A5531E510DB2}">
-      <thm15:themeFamily xmlns:thm15="http://schemas.microsoft.com/office/thememl/2012/main" name="Office Theme" id="{2E142A2C-CD16-42D6-873A-C26D2A0506FA}" vid="{1BDDFF52-6CD6-40A5-AB3C-68EB2F1E4D0A}"/>
-    </a:ext>
-  </a:extLst>
 </a:theme>
 </file>
--- a/03-assurance-and-audit/SOC2_Audit_Readiness_Bilingual_v1.0/Espanol/Como_Prepararse_para_una_Auditoria_SOC_2_Espanol_v1.0.docx
+++ b/03-assurance-and-audit/SOC2_Audit_Readiness_Bilingual_v1.0/Espanol/Como_Prepararse_para_una_Auditoria_SOC_2_Espanol_v1.0.docx
@@ -2123,7 +2123,7 @@
         <w:rFonts w:asciiTheme="minorHAnsi" w:cstheme="minorBidi" w:eastAsiaTheme="minorHAnsi" w:hAnsiTheme="minorHAnsi"/>
         <w:sz w:val="24"/>
         <w:szCs w:val="24"/>
-        <w:lang w:bidi="ar-SA" w:eastAsia="en-US" w:val="en-US"/>
+        <w:lang w:bidi="ar-SA" w:eastAsia="es-419" w:val="es-419"/>
       </w:rPr>
     </w:rPrDefault>
     <w:pPrDefault>
